--- a/fuentes/CF2_62650004_DU.docx
+++ b/fuentes/CF2_62650004_DU.docx
@@ -508,8 +508,8 @@
         <w:br w:type="page"/>
       </w:r>
     </w:p>
-    <w:bookmarkStart w:id="0" w:name="_Toc210667146" w:displacedByCustomXml="next"/>
-    <w:bookmarkStart w:id="1" w:name="_Toc212063365" w:displacedByCustomXml="next"/>
+    <w:bookmarkStart w:id="0" w:name="_Toc212063365" w:displacedByCustomXml="next"/>
+    <w:bookmarkStart w:id="1" w:name="_Toc210667146" w:displacedByCustomXml="next"/>
     <w:sdt>
       <w:sdtPr>
         <w:rPr>
@@ -588,78 +588,6 @@
               <w:lang w:eastAsia="es-CO"/>
             </w:rPr>
           </w:pPr>
-          <w:hyperlink w:anchor="_Toc212063365" w:history="1">
-            <w:r>
-              <w:rPr>
-                <w:rStyle w:val="Hipervnculo"/>
-                <w:noProof/>
-              </w:rPr>
-              <w:t>Tabla de contenido</w:t>
-            </w:r>
-            <w:r>
-              <w:rPr>
-                <w:noProof/>
-                <w:webHidden/>
-              </w:rPr>
-              <w:tab/>
-            </w:r>
-            <w:r>
-              <w:rPr>
-                <w:noProof/>
-                <w:webHidden/>
-              </w:rPr>
-              <w:fldChar w:fldCharType="begin"/>
-            </w:r>
-            <w:r>
-              <w:rPr>
-                <w:noProof/>
-                <w:webHidden/>
-              </w:rPr>
-              <w:instrText xml:space="preserve"> PAGEREF _Toc212063365 \h </w:instrText>
-            </w:r>
-            <w:r>
-              <w:rPr>
-                <w:noProof/>
-                <w:webHidden/>
-              </w:rPr>
-            </w:r>
-            <w:r>
-              <w:rPr>
-                <w:noProof/>
-                <w:webHidden/>
-              </w:rPr>
-              <w:fldChar w:fldCharType="separate"/>
-            </w:r>
-            <w:r>
-              <w:rPr>
-                <w:noProof/>
-                <w:webHidden/>
-              </w:rPr>
-              <w:t>2</w:t>
-            </w:r>
-            <w:r>
-              <w:rPr>
-                <w:noProof/>
-                <w:webHidden/>
-              </w:rPr>
-              <w:fldChar w:fldCharType="end"/>
-            </w:r>
-          </w:hyperlink>
-        </w:p>
-        <w:p>
-          <w:pPr>
-            <w:pStyle w:val="TDC1"/>
-            <w:tabs>
-              <w:tab w:val="right" w:pos="9962"/>
-            </w:tabs>
-            <w:rPr>
-              <w:rFonts w:eastAsiaTheme="minorEastAsia"/>
-              <w:noProof/>
-              <w:sz w:val="24"/>
-              <w:szCs w:val="24"/>
-              <w:lang w:eastAsia="es-CO"/>
-            </w:rPr>
-          </w:pPr>
           <w:hyperlink w:anchor="_Toc212063366" w:history="1">
             <w:r>
               <w:rPr>
@@ -667,6 +595,13 @@
                 <w:noProof/>
               </w:rPr>
               <w:t>Introducción</w:t>
+            </w:r>
+            <w:r>
+              <w:rPr>
+                <w:rStyle w:val="Hipervnculo"/>
+                <w:noProof/>
+              </w:rPr>
+              <w:t xml:space="preserve"> ……………………………………………………………………………………………………….</w:t>
             </w:r>
             <w:r>
               <w:rPr>
@@ -760,6 +695,13 @@
             </w:r>
             <w:r>
               <w:rPr>
+                <w:rStyle w:val="Hipervnculo"/>
+                <w:noProof/>
+              </w:rPr>
+              <w:t xml:space="preserve"> ……………………………………………………………………………….</w:t>
+            </w:r>
+            <w:r>
+              <w:rPr>
                 <w:noProof/>
                 <w:webHidden/>
               </w:rPr>
@@ -850,6 +792,13 @@
             </w:r>
             <w:r>
               <w:rPr>
+                <w:rStyle w:val="Hipervnculo"/>
+                <w:noProof/>
+              </w:rPr>
+              <w:t xml:space="preserve"> ……………………………………………………………………………………..</w:t>
+            </w:r>
+            <w:r>
+              <w:rPr>
                 <w:noProof/>
                 <w:webHidden/>
               </w:rPr>
@@ -1090,6 +1039,13 @@
             </w:r>
             <w:r>
               <w:rPr>
+                <w:rStyle w:val="Hipervnculo"/>
+                <w:noProof/>
+              </w:rPr>
+              <w:t xml:space="preserve"> …………………………………………………………………………………</w:t>
+            </w:r>
+            <w:r>
+              <w:rPr>
                 <w:noProof/>
                 <w:webHidden/>
               </w:rPr>
@@ -1330,6 +1286,13 @@
             </w:r>
             <w:r>
               <w:rPr>
+                <w:rStyle w:val="Hipervnculo"/>
+                <w:noProof/>
+              </w:rPr>
+              <w:t xml:space="preserve"> ………………………………………………………….</w:t>
+            </w:r>
+            <w:r>
+              <w:rPr>
                 <w:noProof/>
                 <w:webHidden/>
               </w:rPr>
@@ -1420,6 +1383,13 @@
             </w:r>
             <w:r>
               <w:rPr>
+                <w:rStyle w:val="Hipervnculo"/>
+                <w:noProof/>
+              </w:rPr>
+              <w:t xml:space="preserve"> ……………………………………………………………………………………</w:t>
+            </w:r>
+            <w:r>
+              <w:rPr>
                 <w:noProof/>
                 <w:webHidden/>
               </w:rPr>
@@ -1735,6 +1705,13 @@
             </w:r>
             <w:r>
               <w:rPr>
+                <w:rStyle w:val="Hipervnculo"/>
+                <w:noProof/>
+              </w:rPr>
+              <w:t xml:space="preserve"> ………………………………………………………………………………………..</w:t>
+            </w:r>
+            <w:r>
+              <w:rPr>
                 <w:noProof/>
                 <w:webHidden/>
               </w:rPr>
@@ -1900,6 +1877,13 @@
             </w:r>
             <w:r>
               <w:rPr>
+                <w:rStyle w:val="Hipervnculo"/>
+                <w:noProof/>
+              </w:rPr>
+              <w:t xml:space="preserve"> …………………………………………………………………………….</w:t>
+            </w:r>
+            <w:r>
+              <w:rPr>
                 <w:noProof/>
                 <w:webHidden/>
               </w:rPr>
@@ -1972,6 +1956,13 @@
             </w:r>
             <w:r>
               <w:rPr>
+                <w:rStyle w:val="Hipervnculo"/>
+                <w:noProof/>
+              </w:rPr>
+              <w:t xml:space="preserve"> …………………………………………………………………………………………………………….</w:t>
+            </w:r>
+            <w:r>
+              <w:rPr>
                 <w:noProof/>
                 <w:webHidden/>
               </w:rPr>
@@ -2044,6 +2035,13 @@
             </w:r>
             <w:r>
               <w:rPr>
+                <w:rStyle w:val="Hipervnculo"/>
+                <w:noProof/>
+              </w:rPr>
+              <w:t xml:space="preserve"> ………………………………………………………………………………..</w:t>
+            </w:r>
+            <w:r>
+              <w:rPr>
                 <w:noProof/>
                 <w:webHidden/>
               </w:rPr>
@@ -2116,6 +2114,13 @@
             </w:r>
             <w:r>
               <w:rPr>
+                <w:rStyle w:val="Hipervnculo"/>
+                <w:noProof/>
+              </w:rPr>
+              <w:t xml:space="preserve"> ……………………………………………………………………………………………………………</w:t>
+            </w:r>
+            <w:r>
+              <w:rPr>
                 <w:noProof/>
                 <w:webHidden/>
               </w:rPr>
@@ -2188,6 +2193,13 @@
             </w:r>
             <w:r>
               <w:rPr>
+                <w:rStyle w:val="Hipervnculo"/>
+                <w:noProof/>
+              </w:rPr>
+              <w:t xml:space="preserve"> …………………………………………………………………………………</w:t>
+            </w:r>
+            <w:r>
+              <w:rPr>
                 <w:noProof/>
                 <w:webHidden/>
               </w:rPr>
@@ -2257,6 +2269,13 @@
                 <w:noProof/>
               </w:rPr>
               <w:t>Créditos</w:t>
+            </w:r>
+            <w:r>
+              <w:rPr>
+                <w:rStyle w:val="Hipervnculo"/>
+                <w:noProof/>
+              </w:rPr>
+              <w:t xml:space="preserve"> ……………………………………………………………………………………………………………</w:t>
             </w:r>
             <w:r>
               <w:rPr>
@@ -2449,7 +2468,7 @@
           <w:noProof/>
         </w:rPr>
         <w:drawing>
-          <wp:inline distT="0" distB="0" distL="0" distR="0" wp14:anchorId="48074946" wp14:editId="2E14048B">
+          <wp:inline distT="0" distB="0" distL="0" distR="0" wp14:anchorId="48074946" wp14:editId="0EFD9E44">
             <wp:extent cx="5225143" cy="2743953"/>
             <wp:effectExtent l="0" t="0" r="0" b="0"/>
             <wp:docPr id="129799727" name="Imagen 3">
@@ -2752,13 +2771,23 @@
           <w:lang w:val="es-419" w:eastAsia="es-CO"/>
         </w:rPr>
       </w:pPr>
-      <w:r>
-        <w:rPr>
-          <w:b/>
-          <w:bCs/>
-          <w:lang w:val="es-419" w:eastAsia="es-CO"/>
-        </w:rPr>
-        <w:t>Memorabilidad:</w:t>
+      <w:proofErr w:type="spellStart"/>
+      <w:r>
+        <w:rPr>
+          <w:b/>
+          <w:bCs/>
+          <w:lang w:val="es-419" w:eastAsia="es-CO"/>
+        </w:rPr>
+        <w:t>Memorabilidad</w:t>
+      </w:r>
+      <w:proofErr w:type="spellEnd"/>
+      <w:r>
+        <w:rPr>
+          <w:b/>
+          <w:bCs/>
+          <w:lang w:val="es-419" w:eastAsia="es-CO"/>
+        </w:rPr>
+        <w:t>:</w:t>
       </w:r>
       <w:r>
         <w:rPr>
@@ -2831,13 +2860,23 @@
           <w:lang w:val="es-419" w:eastAsia="es-CO"/>
         </w:rPr>
       </w:pPr>
-      <w:r>
-        <w:rPr>
-          <w:b/>
-          <w:bCs/>
-          <w:lang w:val="es-419" w:eastAsia="es-CO"/>
-        </w:rPr>
-        <w:t>Multisensorialidad:</w:t>
+      <w:proofErr w:type="spellStart"/>
+      <w:r>
+        <w:rPr>
+          <w:b/>
+          <w:bCs/>
+          <w:lang w:val="es-419" w:eastAsia="es-CO"/>
+        </w:rPr>
+        <w:t>Multisensorialidad</w:t>
+      </w:r>
+      <w:proofErr w:type="spellEnd"/>
+      <w:r>
+        <w:rPr>
+          <w:b/>
+          <w:bCs/>
+          <w:lang w:val="es-419" w:eastAsia="es-CO"/>
+        </w:rPr>
+        <w:t>:</w:t>
       </w:r>
       <w:r>
         <w:rPr>
@@ -5839,7 +5878,21 @@
         <w:rPr>
           <w:lang w:val="es-419" w:eastAsia="es-CO"/>
         </w:rPr>
-        <w:t xml:space="preserve"> establecen estándares de calidad para distintos servicios turísticos, como alojamiento, gastronomía, guianza, entre otros.</w:t>
+        <w:t xml:space="preserve"> establecen estándares de calidad para distintos servicios turísticos, como alojamiento, gastronomía, </w:t>
+      </w:r>
+      <w:proofErr w:type="spellStart"/>
+      <w:r>
+        <w:rPr>
+          <w:lang w:val="es-419" w:eastAsia="es-CO"/>
+        </w:rPr>
+        <w:t>guianza</w:t>
+      </w:r>
+      <w:proofErr w:type="spellEnd"/>
+      <w:r>
+        <w:rPr>
+          <w:lang w:val="es-419" w:eastAsia="es-CO"/>
+        </w:rPr>
+        <w:t>, entre otros.</w:t>
       </w:r>
     </w:p>
     <w:p>
@@ -7393,7 +7446,21 @@
         <w:rPr>
           <w:lang w:val="es-419" w:eastAsia="es-CO"/>
         </w:rPr>
-        <w:t>Parque Natural El Gallineral - San Gil, Santander.</w:t>
+        <w:t xml:space="preserve">Parque Natural El </w:t>
+      </w:r>
+      <w:proofErr w:type="spellStart"/>
+      <w:r>
+        <w:rPr>
+          <w:lang w:val="es-419" w:eastAsia="es-CO"/>
+        </w:rPr>
+        <w:t>Gallineral</w:t>
+      </w:r>
+      <w:proofErr w:type="spellEnd"/>
+      <w:r>
+        <w:rPr>
+          <w:lang w:val="es-419" w:eastAsia="es-CO"/>
+        </w:rPr>
+        <w:t xml:space="preserve"> - San Gil, Santander.</w:t>
       </w:r>
     </w:p>
     <w:p>
@@ -7411,7 +7478,21 @@
         <w:rPr>
           <w:lang w:val="es-419" w:eastAsia="es-CO"/>
         </w:rPr>
-        <w:t>Embalse de Topocoro - Santander (Girón, Zapatoca, Betulia, entre otros municipios).</w:t>
+        <w:t xml:space="preserve">Embalse de </w:t>
+      </w:r>
+      <w:proofErr w:type="spellStart"/>
+      <w:r>
+        <w:rPr>
+          <w:lang w:val="es-419" w:eastAsia="es-CO"/>
+        </w:rPr>
+        <w:t>Topocoro</w:t>
+      </w:r>
+      <w:proofErr w:type="spellEnd"/>
+      <w:r>
+        <w:rPr>
+          <w:lang w:val="es-419" w:eastAsia="es-CO"/>
+        </w:rPr>
+        <w:t xml:space="preserve"> - Santander (Girón, Zapatoca, Betulia, entre otros municipios).</w:t>
       </w:r>
     </w:p>
     <w:p>
@@ -7588,11 +7669,33 @@
           <w:lang w:val="es-419" w:eastAsia="es-CO"/>
         </w:rPr>
       </w:pPr>
-      <w:r>
-        <w:rPr>
-          <w:lang w:val="es-419" w:eastAsia="es-CO"/>
-        </w:rPr>
-        <w:t>Bioparque Los Ocarros - Villavicencio, Meta.</w:t>
+      <w:proofErr w:type="spellStart"/>
+      <w:r>
+        <w:rPr>
+          <w:lang w:val="es-419" w:eastAsia="es-CO"/>
+        </w:rPr>
+        <w:t>Bioparque</w:t>
+      </w:r>
+      <w:proofErr w:type="spellEnd"/>
+      <w:r>
+        <w:rPr>
+          <w:lang w:val="es-419" w:eastAsia="es-CO"/>
+        </w:rPr>
+        <w:t xml:space="preserve"> Los </w:t>
+      </w:r>
+      <w:proofErr w:type="spellStart"/>
+      <w:r>
+        <w:rPr>
+          <w:lang w:val="es-419" w:eastAsia="es-CO"/>
+        </w:rPr>
+        <w:t>Ocarros</w:t>
+      </w:r>
+      <w:proofErr w:type="spellEnd"/>
+      <w:r>
+        <w:rPr>
+          <w:lang w:val="es-419" w:eastAsia="es-CO"/>
+        </w:rPr>
+        <w:t xml:space="preserve"> - Villavicencio, Meta.</w:t>
       </w:r>
     </w:p>
     <w:p>
@@ -8611,7 +8714,21 @@
         <w:rPr>
           <w:lang w:val="es-419" w:eastAsia="es-CO"/>
         </w:rPr>
-        <w:t xml:space="preserve">El uso de mapas ha evolucionado considerablemente gracias a la geolocalización. Los mapas ya no son herramientas estáticas y difíciles de interpretar, sino plataformas dinámicas, interactivas y adaptadas a las necesidades del usuario. Un claro ejemplo de esta transformación es Google Maps, que ofrece mapas en dos y tres dimensiones, permite calcular rutas, visualizar las calles a nivel de piso mediante Street View y </w:t>
+        <w:t xml:space="preserve">El uso de mapas ha evolucionado considerablemente gracias a la geolocalización. Los mapas ya no son herramientas estáticas y difíciles de interpretar, sino plataformas dinámicas, interactivas y adaptadas a las necesidades del usuario. Un claro ejemplo de esta transformación es Google </w:t>
+      </w:r>
+      <w:proofErr w:type="spellStart"/>
+      <w:r>
+        <w:rPr>
+          <w:lang w:val="es-419" w:eastAsia="es-CO"/>
+        </w:rPr>
+        <w:t>Maps</w:t>
+      </w:r>
+      <w:proofErr w:type="spellEnd"/>
+      <w:r>
+        <w:rPr>
+          <w:lang w:val="es-419" w:eastAsia="es-CO"/>
+        </w:rPr>
+        <w:t xml:space="preserve">, que ofrece mapas en dos y tres dimensiones, permite calcular rutas, visualizar las calles a nivel de piso mediante Street View y </w:t>
       </w:r>
       <w:r>
         <w:rPr>
@@ -8687,12 +8804,21 @@
         </w:rPr>
         <w:t xml:space="preserve">Una de las plataformas pioneras en esta integración es Foursquare, donde los usuarios pueden hacer </w:t>
       </w:r>
+      <w:proofErr w:type="spellStart"/>
       <w:r>
         <w:rPr>
           <w:rStyle w:val="Extranjerismo"/>
           <w:lang w:val="es-419" w:eastAsia="es-CO"/>
         </w:rPr>
-        <w:t>check-in</w:t>
+        <w:t>check</w:t>
+      </w:r>
+      <w:proofErr w:type="spellEnd"/>
+      <w:r>
+        <w:rPr>
+          <w:rStyle w:val="Extranjerismo"/>
+          <w:lang w:val="es-419" w:eastAsia="es-CO"/>
+        </w:rPr>
+        <w:t>-in</w:t>
       </w:r>
       <w:r>
         <w:rPr>
@@ -8812,7 +8938,49 @@
         <w:rPr>
           <w:lang w:val="es-419" w:eastAsia="es-CO"/>
         </w:rPr>
-        <w:t>, redes móviles), su función (navegación, monitoreo, análisis) o su entorno de uso (urbano, rural, interior, exterior). Entre las más conocidas se encuentran Google Maps, Waze, OpenStreetMap, Foursquare, GPS Essentials, entre otras, que permiten desde trazar rutas hasta compartir ubicaciones con otros usuarios o recibir recomendaciones georreferenciadas. Estas soluciones son ampliamente utilizadas en turismo, logística, seguridad, transporte, comercio y actividades recreativas.</w:t>
+        <w:t xml:space="preserve">, redes móviles), su función (navegación, monitoreo, análisis) o su entorno de uso (urbano, rural, interior, exterior). Entre las más conocidas se encuentran Google </w:t>
+      </w:r>
+      <w:proofErr w:type="spellStart"/>
+      <w:r>
+        <w:rPr>
+          <w:lang w:val="es-419" w:eastAsia="es-CO"/>
+        </w:rPr>
+        <w:t>Maps</w:t>
+      </w:r>
+      <w:proofErr w:type="spellEnd"/>
+      <w:r>
+        <w:rPr>
+          <w:lang w:val="es-419" w:eastAsia="es-CO"/>
+        </w:rPr>
+        <w:t xml:space="preserve">, </w:t>
+      </w:r>
+      <w:proofErr w:type="spellStart"/>
+      <w:r>
+        <w:rPr>
+          <w:lang w:val="es-419" w:eastAsia="es-CO"/>
+        </w:rPr>
+        <w:t>Waze</w:t>
+      </w:r>
+      <w:proofErr w:type="spellEnd"/>
+      <w:r>
+        <w:rPr>
+          <w:lang w:val="es-419" w:eastAsia="es-CO"/>
+        </w:rPr>
+        <w:t xml:space="preserve">, </w:t>
+      </w:r>
+      <w:proofErr w:type="spellStart"/>
+      <w:r>
+        <w:rPr>
+          <w:lang w:val="es-419" w:eastAsia="es-CO"/>
+        </w:rPr>
+        <w:t>OpenStreetMap</w:t>
+      </w:r>
+      <w:proofErr w:type="spellEnd"/>
+      <w:r>
+        <w:rPr>
+          <w:lang w:val="es-419" w:eastAsia="es-CO"/>
+        </w:rPr>
+        <w:t>, Foursquare, GPS Essentials, entre otras, que permiten desde trazar rutas hasta compartir ubicaciones con otros usuarios o recibir recomendaciones georreferenciadas. Estas soluciones son ampliamente utilizadas en turismo, logística, seguridad, transporte, comercio y actividades recreativas.</w:t>
       </w:r>
     </w:p>
     <w:p>
@@ -9342,6 +9510,7 @@
         </w:rPr>
         <w:t xml:space="preserve">Esta fase comprende el momento en que el cliente concluye la experiencia, como el </w:t>
       </w:r>
+      <w:proofErr w:type="spellStart"/>
       <w:r>
         <w:rPr>
           <w:rStyle w:val="Extranjerismo"/>
@@ -9349,6 +9518,7 @@
         </w:rPr>
         <w:t>check-out</w:t>
       </w:r>
+      <w:proofErr w:type="spellEnd"/>
       <w:r>
         <w:rPr>
           <w:lang w:val="es-419" w:eastAsia="es-CO"/>
@@ -10131,6 +10301,7 @@
           <w:lang w:val="es-419" w:eastAsia="es-CO"/>
         </w:rPr>
       </w:pPr>
+      <w:proofErr w:type="spellStart"/>
       <w:r>
         <w:rPr>
           <w:rStyle w:val="Extranjerismo"/>
@@ -10140,6 +10311,7 @@
         </w:rPr>
         <w:t>Storytelling</w:t>
       </w:r>
+      <w:proofErr w:type="spellEnd"/>
     </w:p>
     <w:p>
       <w:pPr>
@@ -10331,6 +10503,7 @@
           <w:lang w:val="es-419" w:eastAsia="es-CO"/>
         </w:rPr>
       </w:pPr>
+      <w:proofErr w:type="spellStart"/>
       <w:r>
         <w:rPr>
           <w:rStyle w:val="Extranjerismo"/>
@@ -10340,6 +10513,7 @@
         </w:rPr>
         <w:t>Storytelling</w:t>
       </w:r>
+      <w:proofErr w:type="spellEnd"/>
       <w:r>
         <w:rPr>
           <w:b/>
@@ -10893,9 +11067,9 @@
           <w:noProof/>
         </w:rPr>
         <w:drawing>
-          <wp:inline distT="0" distB="0" distL="0" distR="0" wp14:anchorId="4B13EA4C" wp14:editId="47C09068">
-            <wp:extent cx="4810125" cy="2506404"/>
-            <wp:effectExtent l="0" t="0" r="0" b="8255"/>
+          <wp:inline distT="0" distB="0" distL="0" distR="0" wp14:anchorId="4B13EA4C" wp14:editId="41218573">
+            <wp:extent cx="5407822" cy="2817845"/>
+            <wp:effectExtent l="0" t="0" r="2540" b="1905"/>
             <wp:docPr id="1547865846" name="Gráfico 1" descr="Mapa ilustrado de una ruta turística urbana que conecta varios puntos de interés en una ciudad."/>
             <wp:cNvGraphicFramePr>
               <a:graphicFrameLocks xmlns:a="http://schemas.openxmlformats.org/drawingml/2006/main" noChangeAspect="1"/>
@@ -10923,7 +11097,7 @@
                   <pic:spPr bwMode="auto">
                     <a:xfrm>
                       <a:off x="0" y="0"/>
-                      <a:ext cx="4810125" cy="2506404"/>
+                      <a:ext cx="5414010" cy="2821069"/>
                     </a:xfrm>
                     <a:prstGeom prst="rect">
                       <a:avLst/>
@@ -10946,11 +11120,53 @@
     </w:p>
     <w:p>
       <w:pPr>
-        <w:jc w:val="center"/>
-        <w:rPr>
-          <w:lang w:val="es-419" w:eastAsia="es-CO"/>
-        </w:rPr>
-      </w:pPr>
+        <w:rPr>
+          <w:lang w:val="es-419" w:eastAsia="es-CO"/>
+        </w:rPr>
+      </w:pPr>
+      <w:r>
+        <w:rPr>
+          <w:b/>
+          <w:bCs/>
+          <w:lang w:val="es-419" w:eastAsia="es-CO"/>
+        </w:rPr>
+        <w:t>Tomado:</w:t>
+      </w:r>
+      <w:r>
+        <w:rPr>
+          <w:lang w:val="es-419" w:eastAsia="es-CO"/>
+        </w:rPr>
+        <w:t xml:space="preserve"> </w:t>
+      </w:r>
+      <w:hyperlink r:id="rId31" w:history="1">
+        <w:r>
+          <w:rPr>
+            <w:rStyle w:val="Hipervnculo"/>
+            <w:lang w:val="es-419" w:eastAsia="es-CO"/>
+          </w:rPr>
+          <w:t>https://klandestinos.wordpress.com/wp-content/uploads/2008</w:t>
+        </w:r>
+        <w:r>
+          <w:rPr>
+            <w:rStyle w:val="Hipervnculo"/>
+            <w:lang w:val="es-419" w:eastAsia="es-CO"/>
+          </w:rPr>
+          <w:t xml:space="preserve"> </w:t>
+        </w:r>
+        <w:r>
+          <w:rPr>
+            <w:rStyle w:val="Hipervnculo"/>
+            <w:lang w:val="es-419" w:eastAsia="es-CO"/>
+          </w:rPr>
+          <w:t>/12/itinerarios_mapa_santander_monumental1.jpg</w:t>
+        </w:r>
+      </w:hyperlink>
+      <w:r>
+        <w:rPr>
+          <w:lang w:val="es-419" w:eastAsia="es-CO"/>
+        </w:rPr>
+        <w:t xml:space="preserve"> </w:t>
+      </w:r>
     </w:p>
     <w:p>
       <w:pPr>
@@ -11779,6 +11995,7 @@
           <w:lang w:val="es-419" w:eastAsia="es-CO"/>
         </w:rPr>
       </w:pPr>
+      <w:proofErr w:type="spellStart"/>
       <w:r>
         <w:rPr>
           <w:rStyle w:val="Extranjerismo"/>
@@ -11786,6 +12003,7 @@
         </w:rPr>
         <w:t>Check-out</w:t>
       </w:r>
+      <w:proofErr w:type="spellEnd"/>
       <w:r>
         <w:rPr>
           <w:lang w:val="es-419" w:eastAsia="es-CO"/>
@@ -13203,7 +13421,25 @@
           <w:bCs/>
           <w:lang w:val="es-419" w:eastAsia="es-CO"/>
         </w:rPr>
-        <w:t>Google Forms:</w:t>
+        <w:t xml:space="preserve">Google </w:t>
+      </w:r>
+      <w:proofErr w:type="spellStart"/>
+      <w:r>
+        <w:rPr>
+          <w:b/>
+          <w:bCs/>
+          <w:lang w:val="es-419" w:eastAsia="es-CO"/>
+        </w:rPr>
+        <w:t>Forms</w:t>
+      </w:r>
+      <w:proofErr w:type="spellEnd"/>
+      <w:r>
+        <w:rPr>
+          <w:b/>
+          <w:bCs/>
+          <w:lang w:val="es-419" w:eastAsia="es-CO"/>
+        </w:rPr>
+        <w:t>:</w:t>
       </w:r>
       <w:r>
         <w:rPr>
@@ -13223,13 +13459,23 @@
           <w:lang w:val="es-419" w:eastAsia="es-CO"/>
         </w:rPr>
       </w:pPr>
-      <w:r>
-        <w:rPr>
-          <w:b/>
-          <w:bCs/>
-          <w:lang w:val="es-419" w:eastAsia="es-CO"/>
-        </w:rPr>
-        <w:t>Typeform:</w:t>
+      <w:proofErr w:type="spellStart"/>
+      <w:r>
+        <w:rPr>
+          <w:b/>
+          <w:bCs/>
+          <w:lang w:val="es-419" w:eastAsia="es-CO"/>
+        </w:rPr>
+        <w:t>Typeform</w:t>
+      </w:r>
+      <w:proofErr w:type="spellEnd"/>
+      <w:r>
+        <w:rPr>
+          <w:b/>
+          <w:bCs/>
+          <w:lang w:val="es-419" w:eastAsia="es-CO"/>
+        </w:rPr>
+        <w:t>:</w:t>
       </w:r>
       <w:r>
         <w:rPr>
@@ -13282,7 +13528,25 @@
           <w:lang w:val="es-419" w:eastAsia="es-CO"/>
         </w:rPr>
         <w:lastRenderedPageBreak/>
-        <w:t>Microsoft Forms:</w:t>
+        <w:t xml:space="preserve">Microsoft </w:t>
+      </w:r>
+      <w:proofErr w:type="spellStart"/>
+      <w:r>
+        <w:rPr>
+          <w:b/>
+          <w:bCs/>
+          <w:lang w:val="es-419" w:eastAsia="es-CO"/>
+        </w:rPr>
+        <w:t>Forms</w:t>
+      </w:r>
+      <w:proofErr w:type="spellEnd"/>
+      <w:r>
+        <w:rPr>
+          <w:b/>
+          <w:bCs/>
+          <w:lang w:val="es-419" w:eastAsia="es-CO"/>
+        </w:rPr>
+        <w:t>:</w:t>
       </w:r>
       <w:r>
         <w:rPr>
@@ -13566,10 +13830,10 @@
                     <pic:cNvPicPr/>
                   </pic:nvPicPr>
                   <pic:blipFill>
-                    <a:blip r:embed="rId31">
+                    <a:blip r:embed="rId32">
                       <a:extLst>
                         <a:ext uri="{96DAC541-7B7A-43D3-8B79-37D633B846F1}">
-                          <asvg:svgBlip xmlns:asvg="http://schemas.microsoft.com/office/drawing/2016/SVG/main" r:embed="rId32"/>
+                          <asvg:svgBlip xmlns:asvg="http://schemas.microsoft.com/office/drawing/2016/SVG/main" r:embed="rId33"/>
                         </a:ext>
                       </a:extLst>
                     </a:blip>
@@ -13745,12 +14009,21 @@
         </w:rPr>
         <w:t xml:space="preserve">La palabra ruta proviene del latín </w:t>
       </w:r>
+      <w:proofErr w:type="spellStart"/>
       <w:r>
         <w:rPr>
           <w:rStyle w:val="Extranjerismo"/>
           <w:lang w:val="es-419" w:eastAsia="es-CO"/>
         </w:rPr>
-        <w:t xml:space="preserve">rupta </w:t>
+        <w:t>rupta</w:t>
+      </w:r>
+      <w:proofErr w:type="spellEnd"/>
+      <w:r>
+        <w:rPr>
+          <w:rStyle w:val="Extranjerismo"/>
+          <w:lang w:val="es-419" w:eastAsia="es-CO"/>
+        </w:rPr>
+        <w:t xml:space="preserve"> </w:t>
       </w:r>
       <w:r>
         <w:rPr>
@@ -13758,6 +14031,7 @@
         </w:rPr>
         <w:t xml:space="preserve">y posteriormente del francés </w:t>
       </w:r>
+      <w:proofErr w:type="spellStart"/>
       <w:r>
         <w:rPr>
           <w:rStyle w:val="Extranjerismo"/>
@@ -13765,6 +14039,7 @@
         </w:rPr>
         <w:t>route</w:t>
       </w:r>
+      <w:proofErr w:type="spellEnd"/>
       <w:r>
         <w:rPr>
           <w:lang w:val="es-419" w:eastAsia="es-CO"/>
@@ -13782,7 +14057,21 @@
         <w:rPr>
           <w:lang w:val="es-419" w:eastAsia="es-CO"/>
         </w:rPr>
-        <w:t>Una ruta turística es un recorrido planificado que permite visitar y conocer atractivos culturales o naturales ubicados en zonas con potencial o desarrollo turístico, dotadas de facilidades y comodidades adecuadas para recibir visitantes. Estas rutas están compuestas por un conjunto de puntos organizados en forma de red dentro de una región determinada y, al estar debidamente señalizadas, despiertan un interés especial. Generalmente, se estructuran en torno a una temática que las identifica y les da nombre, como por ejemplo: Ruta del Café o Ruta del Vino.</w:t>
+        <w:t xml:space="preserve">Una ruta turística es un recorrido planificado que permite visitar y conocer atractivos culturales o naturales ubicados en zonas con potencial o desarrollo turístico, dotadas de facilidades y comodidades adecuadas para recibir visitantes. Estas rutas están compuestas por un conjunto de puntos organizados en forma de red dentro de una región determinada y, al estar debidamente señalizadas, despiertan un interés especial. Generalmente, se estructuran en torno a una temática que las identifica y les da nombre, </w:t>
+      </w:r>
+      <w:proofErr w:type="gramStart"/>
+      <w:r>
+        <w:rPr>
+          <w:lang w:val="es-419" w:eastAsia="es-CO"/>
+        </w:rPr>
+        <w:t>como</w:t>
+      </w:r>
+      <w:proofErr w:type="gramEnd"/>
+      <w:r>
+        <w:rPr>
+          <w:lang w:val="es-419" w:eastAsia="es-CO"/>
+        </w:rPr>
+        <w:t xml:space="preserve"> por ejemplo: Ruta del Café o Ruta del Vino.</w:t>
       </w:r>
     </w:p>
     <w:p>
@@ -14270,7 +14559,7 @@
         </w:rPr>
         <w:t xml:space="preserve"> </w:t>
       </w:r>
-      <w:hyperlink r:id="rId33" w:history="1">
+      <w:hyperlink r:id="rId34" w:history="1">
         <w:r>
           <w:rPr>
             <w:rStyle w:val="Hipervnculo"/>
@@ -14805,11 +15094,19 @@
           <w:lang w:val="es-419" w:eastAsia="es-CO"/>
         </w:rPr>
       </w:pPr>
-      <w:r>
-        <w:rPr>
-          <w:lang w:val="es-419" w:eastAsia="es-CO"/>
-        </w:rPr>
-        <w:t>Guianza turística y servicios de interpretación</w:t>
+      <w:proofErr w:type="spellStart"/>
+      <w:r>
+        <w:rPr>
+          <w:lang w:val="es-419" w:eastAsia="es-CO"/>
+        </w:rPr>
+        <w:t>Guianza</w:t>
+      </w:r>
+      <w:proofErr w:type="spellEnd"/>
+      <w:r>
+        <w:rPr>
+          <w:lang w:val="es-419" w:eastAsia="es-CO"/>
+        </w:rPr>
+        <w:t xml:space="preserve"> turística y servicios de interpretación</w:t>
       </w:r>
       <w:r>
         <w:rPr>
@@ -15640,7 +15937,21 @@
         <w:rPr>
           <w:lang w:val="es-419" w:eastAsia="es-CO"/>
         </w:rPr>
-        <w:t>Este tipo de recorrido se realiza en áreas protegidas, donde se requiere un manejo especial del entorno y los recursos naturales renovables. En estos espacios, los riesgos pueden ser de origen natural (como crecientes súbitas de ríos) o asociados a accidentes, enfermedades o mordeduras</w:t>
+        <w:t xml:space="preserve">Este tipo de recorrido se realiza en áreas protegidas, donde se requiere un manejo especial del entorno y los recursos naturales renovables. En estos espacios, los riesgos pueden ser de origen natural (como </w:t>
+      </w:r>
+      <w:proofErr w:type="gramStart"/>
+      <w:r>
+        <w:rPr>
+          <w:lang w:val="es-419" w:eastAsia="es-CO"/>
+        </w:rPr>
+        <w:t>crecientes súbitas</w:t>
+      </w:r>
+      <w:proofErr w:type="gramEnd"/>
+      <w:r>
+        <w:rPr>
+          <w:lang w:val="es-419" w:eastAsia="es-CO"/>
+        </w:rPr>
+        <w:t xml:space="preserve"> de ríos) o asociados a accidentes, enfermedades o mordeduras</w:t>
       </w:r>
       <w:r>
         <w:rPr>
@@ -16022,8 +16333,13 @@
             <w:pPr>
               <w:pStyle w:val="TextoTablas"/>
             </w:pPr>
-            <w:r>
-              <w:t>Creciente súbita de ríos.</w:t>
+            <w:proofErr w:type="gramStart"/>
+            <w:r>
+              <w:t>Creciente súbita</w:t>
+            </w:r>
+            <w:proofErr w:type="gramEnd"/>
+            <w:r>
+              <w:t xml:space="preserve"> de ríos.</w:t>
             </w:r>
           </w:p>
         </w:tc>
@@ -16036,7 +16352,15 @@
               <w:pStyle w:val="TextoTablas"/>
             </w:pPr>
             <w:r>
-              <w:t>Evitar el recorrido durante este tiempo, sin embargo estando en el lugar, alejarse ubicándose en la zona más alta, contactar a los organismos de emergencias y desastres.</w:t>
+              <w:t xml:space="preserve">Evitar el recorrido durante este tiempo, sin </w:t>
+            </w:r>
+            <w:proofErr w:type="gramStart"/>
+            <w:r>
+              <w:t>embargo</w:t>
+            </w:r>
+            <w:proofErr w:type="gramEnd"/>
+            <w:r>
+              <w:t xml:space="preserve"> estando en el lugar, alejarse ubicándose en la zona más alta, contactar a los organismos de emergencias y desastres.</w:t>
             </w:r>
           </w:p>
         </w:tc>
@@ -16068,7 +16392,13 @@
               <w:pStyle w:val="TextoTablas"/>
             </w:pPr>
             <w:r>
-              <w:t>En la preparación de los implementos para la salida, verificar el listado de los turistas con posibles afecciones de salud. Equipar el botiquín con base en ese listado, tener la lista de hospitales y sitios que atienden emergencias, verificando que cuenten con los antídotos para picaduras de serpientes y alergias de éste tipo.</w:t>
+              <w:t xml:space="preserve">En la preparación de los implementos para la salida, verificar el listado de los turistas con posibles afecciones de salud. Equipar el botiquín con base en ese listado, tener la lista de hospitales y sitios que atienden emergencias, verificando que cuenten con los antídotos para picaduras de serpientes y alergias de </w:t>
+            </w:r>
+            <w:r>
+              <w:t>e</w:t>
+            </w:r>
+            <w:r>
+              <w:t>ste tipo.</w:t>
             </w:r>
           </w:p>
         </w:tc>
@@ -16131,7 +16461,13 @@
               <w:pStyle w:val="TextoTablas"/>
             </w:pPr>
             <w:r>
-              <w:t>Determinar el estado de conciencia del afectado. Apoyarse del médico o paramédico del equipo. Según su diagnóstico ejecutar el plan de contingencia.</w:t>
+              <w:t>Determinar el estado de conciencia del afectado. Apoyarse del médico o paramédico del equipo. Según su diagnóstico</w:t>
+            </w:r>
+            <w:r>
+              <w:t>,</w:t>
+            </w:r>
+            <w:r>
+              <w:t xml:space="preserve"> ejecutar el plan de contingencia.</w:t>
             </w:r>
           </w:p>
         </w:tc>
@@ -16364,10 +16700,10 @@
                     <pic:cNvPicPr/>
                   </pic:nvPicPr>
                   <pic:blipFill>
-                    <a:blip r:embed="rId34">
+                    <a:blip r:embed="rId35">
                       <a:extLst>
                         <a:ext uri="{96DAC541-7B7A-43D3-8B79-37D633B846F1}">
-                          <asvg:svgBlip xmlns:asvg="http://schemas.microsoft.com/office/drawing/2016/SVG/main" r:embed="rId35"/>
+                          <asvg:svgBlip xmlns:asvg="http://schemas.microsoft.com/office/drawing/2016/SVG/main" r:embed="rId36"/>
                         </a:ext>
                       </a:extLst>
                     </a:blip>
@@ -16529,7 +16865,7 @@
             <w:pPr>
               <w:pStyle w:val="TextoTablas"/>
             </w:pPr>
-            <w:hyperlink r:id="rId36" w:history="1">
+            <w:hyperlink r:id="rId37" w:history="1">
               <w:r>
                 <w:rPr>
                   <w:rStyle w:val="Hipervnculo"/>
@@ -16591,7 +16927,7 @@
             <w:pPr>
               <w:pStyle w:val="TextoTablas"/>
             </w:pPr>
-            <w:hyperlink r:id="rId37" w:history="1">
+            <w:hyperlink r:id="rId38" w:history="1">
               <w:r>
                 <w:rPr>
                   <w:rStyle w:val="Hipervnculo"/>
@@ -16656,7 +16992,7 @@
             <w:pPr>
               <w:pStyle w:val="TextoTablas"/>
             </w:pPr>
-            <w:hyperlink r:id="rId38" w:history="1">
+            <w:hyperlink r:id="rId39" w:history="1">
               <w:r>
                 <w:rPr>
                   <w:rStyle w:val="Hipervnculo"/>
@@ -16718,7 +17054,7 @@
             <w:pPr>
               <w:pStyle w:val="TextoTablas"/>
             </w:pPr>
-            <w:hyperlink r:id="rId39" w:history="1">
+            <w:hyperlink r:id="rId40" w:history="1">
               <w:r>
                 <w:rPr>
                   <w:rStyle w:val="Hipervnculo"/>
@@ -16758,7 +17094,15 @@
               <w:pStyle w:val="TextoTablas"/>
             </w:pPr>
             <w:r>
-              <w:t xml:space="preserve">Agencia Parks Canada. (2017). Guía de evaluación de la experiencia del visitante. Metodología en áreas </w:t>
+              <w:t xml:space="preserve">Agencia Parks </w:t>
+            </w:r>
+            <w:proofErr w:type="spellStart"/>
+            <w:r>
+              <w:t>Canada</w:t>
+            </w:r>
+            <w:proofErr w:type="spellEnd"/>
+            <w:r>
+              <w:t xml:space="preserve">. (2017). Guía de evaluación de la experiencia del visitante. Metodología en áreas </w:t>
             </w:r>
             <w:r>
               <w:lastRenderedPageBreak/>
@@ -16777,76 +17121,6 @@
             <w:r>
               <w:lastRenderedPageBreak/>
               <w:t>Guía</w:t>
-            </w:r>
-          </w:p>
-        </w:tc>
-        <w:tc>
-          <w:tcPr>
-            <w:tcW w:w="2283" w:type="dxa"/>
-          </w:tcPr>
-          <w:p>
-            <w:pPr>
-              <w:pStyle w:val="TextoTablas"/>
-            </w:pPr>
-            <w:hyperlink r:id="rId40" w:history="1">
-              <w:r>
-                <w:rPr>
-                  <w:rStyle w:val="Hipervnculo"/>
-                </w:rPr>
-                <w:t>https://www.subturismo.gob.cl/wp-content/uploads/20</w:t>
-              </w:r>
-              <w:r>
-                <w:rPr>
-                  <w:rStyle w:val="Hipervnculo"/>
-                </w:rPr>
-                <w:lastRenderedPageBreak/>
-                <w:t>17/05/GUIA_EXPERIENCIA_VISITANTE_WEB.pdf</w:t>
-              </w:r>
-            </w:hyperlink>
-            <w:r>
-              <w:t xml:space="preserve"> </w:t>
-            </w:r>
-          </w:p>
-        </w:tc>
-      </w:tr>
-      <w:tr>
-        <w:tc>
-          <w:tcPr>
-            <w:tcW w:w="1980" w:type="dxa"/>
-          </w:tcPr>
-          <w:p>
-            <w:pPr>
-              <w:pStyle w:val="TextoTablas"/>
-            </w:pPr>
-            <w:r>
-              <w:lastRenderedPageBreak/>
-              <w:t>Destino turístico</w:t>
-            </w:r>
-          </w:p>
-        </w:tc>
-        <w:tc>
-          <w:tcPr>
-            <w:tcW w:w="3969" w:type="dxa"/>
-          </w:tcPr>
-          <w:p>
-            <w:pPr>
-              <w:pStyle w:val="TextoTablas"/>
-            </w:pPr>
-            <w:r>
-              <w:t>González Reverté, F. (s. f.). Destinos turísticos: Concepto y estructura. Universitat Oberta de Catalunya.</w:t>
-            </w:r>
-          </w:p>
-        </w:tc>
-        <w:tc>
-          <w:tcPr>
-            <w:tcW w:w="1843" w:type="dxa"/>
-          </w:tcPr>
-          <w:p>
-            <w:pPr>
-              <w:pStyle w:val="TextoTablas"/>
-            </w:pPr>
-            <w:r>
-              <w:t>Documento</w:t>
             </w:r>
           </w:p>
         </w:tc>
@@ -16863,6 +17137,84 @@
                 <w:rPr>
                   <w:rStyle w:val="Hipervnculo"/>
                 </w:rPr>
+                <w:t>https://www.subturismo.gob.cl/wp-content/uploads/20</w:t>
+              </w:r>
+              <w:r>
+                <w:rPr>
+                  <w:rStyle w:val="Hipervnculo"/>
+                </w:rPr>
+                <w:lastRenderedPageBreak/>
+                <w:t>17/05/GUIA_EXPERIENCIA_VISITANTE_WEB.pdf</w:t>
+              </w:r>
+            </w:hyperlink>
+            <w:r>
+              <w:t xml:space="preserve"> </w:t>
+            </w:r>
+          </w:p>
+        </w:tc>
+      </w:tr>
+      <w:tr>
+        <w:tc>
+          <w:tcPr>
+            <w:tcW w:w="1980" w:type="dxa"/>
+          </w:tcPr>
+          <w:p>
+            <w:pPr>
+              <w:pStyle w:val="TextoTablas"/>
+            </w:pPr>
+            <w:r>
+              <w:lastRenderedPageBreak/>
+              <w:t>Destino turístico</w:t>
+            </w:r>
+          </w:p>
+        </w:tc>
+        <w:tc>
+          <w:tcPr>
+            <w:tcW w:w="3969" w:type="dxa"/>
+          </w:tcPr>
+          <w:p>
+            <w:pPr>
+              <w:pStyle w:val="TextoTablas"/>
+            </w:pPr>
+            <w:r>
+              <w:t xml:space="preserve">González Reverté, F. (s. f.). Destinos turísticos: Concepto y estructura. </w:t>
+            </w:r>
+            <w:proofErr w:type="spellStart"/>
+            <w:r>
+              <w:t>Universitat</w:t>
+            </w:r>
+            <w:proofErr w:type="spellEnd"/>
+            <w:r>
+              <w:t xml:space="preserve"> Oberta de Catalunya.</w:t>
+            </w:r>
+          </w:p>
+        </w:tc>
+        <w:tc>
+          <w:tcPr>
+            <w:tcW w:w="1843" w:type="dxa"/>
+          </w:tcPr>
+          <w:p>
+            <w:pPr>
+              <w:pStyle w:val="TextoTablas"/>
+            </w:pPr>
+            <w:r>
+              <w:t>Documento</w:t>
+            </w:r>
+          </w:p>
+        </w:tc>
+        <w:tc>
+          <w:tcPr>
+            <w:tcW w:w="2283" w:type="dxa"/>
+          </w:tcPr>
+          <w:p>
+            <w:pPr>
+              <w:pStyle w:val="TextoTablas"/>
+            </w:pPr>
+            <w:hyperlink r:id="rId42" w:history="1">
+              <w:r>
+                <w:rPr>
+                  <w:rStyle w:val="Hipervnculo"/>
+                </w:rPr>
                 <w:t>https://openaccess.uoc.edu/server/api/core/bitstreams/62d50fc4-2bd9-469c-b569-aeec162c501c/content</w:t>
               </w:r>
             </w:hyperlink>
@@ -17328,6 +17680,7 @@
           <w14:ligatures w14:val="none"/>
         </w:rPr>
       </w:pPr>
+      <w:proofErr w:type="spellStart"/>
       <w:r>
         <w:rPr>
           <w:rFonts w:eastAsia="Times New Roman" w:cstheme="minorHAnsi"/>
@@ -17337,8 +17690,9 @@
           <w:lang w:eastAsia="es-CO"/>
           <w14:ligatures w14:val="none"/>
         </w:rPr>
-        <w:t>Ceupe. (s. f.-a). ¿Qué es un atractivo turístico? Tipos, ejemplo e importancia.</w:t>
-      </w:r>
+        <w:t>Ceupe</w:t>
+      </w:r>
+      <w:proofErr w:type="spellEnd"/>
       <w:r>
         <w:rPr>
           <w:rFonts w:eastAsia="Times New Roman" w:cstheme="minorHAnsi"/>
@@ -17348,9 +17702,20 @@
           <w:lang w:eastAsia="es-CO"/>
           <w14:ligatures w14:val="none"/>
         </w:rPr>
+        <w:t>. (s. f.-a). ¿Qué es un atractivo turístico? Tipos, ejemplo e importancia.</w:t>
+      </w:r>
+      <w:r>
+        <w:rPr>
+          <w:rFonts w:eastAsia="Times New Roman" w:cstheme="minorHAnsi"/>
+          <w:kern w:val="0"/>
+          <w:szCs w:val="28"/>
+          <w:bdr w:val="none" w:sz="0" w:space="0" w:color="auto" w:frame="1"/>
+          <w:lang w:eastAsia="es-CO"/>
+          <w14:ligatures w14:val="none"/>
+        </w:rPr>
         <w:t xml:space="preserve"> </w:t>
       </w:r>
-      <w:hyperlink r:id="rId42" w:history="1">
+      <w:hyperlink r:id="rId43" w:history="1">
         <w:r>
           <w:rPr>
             <w:rStyle w:val="Hipervnculo"/>
@@ -17388,6 +17753,7 @@
           <w14:ligatures w14:val="none"/>
         </w:rPr>
       </w:pPr>
+      <w:proofErr w:type="spellStart"/>
       <w:r>
         <w:rPr>
           <w:rFonts w:eastAsia="Times New Roman" w:cstheme="minorHAnsi"/>
@@ -17397,8 +17763,9 @@
           <w:lang w:eastAsia="es-CO"/>
           <w14:ligatures w14:val="none"/>
         </w:rPr>
-        <w:t>Ceupe. (s. f.-b). Itinerario de viaje: ¿Qué es y qué contiene?</w:t>
-      </w:r>
+        <w:t>Ceupe</w:t>
+      </w:r>
+      <w:proofErr w:type="spellEnd"/>
       <w:r>
         <w:rPr>
           <w:rFonts w:eastAsia="Times New Roman" w:cstheme="minorHAnsi"/>
@@ -17408,9 +17775,20 @@
           <w:lang w:eastAsia="es-CO"/>
           <w14:ligatures w14:val="none"/>
         </w:rPr>
+        <w:t>. (s. f.-b). Itinerario de viaje: ¿Qué es y qué contiene?</w:t>
+      </w:r>
+      <w:r>
+        <w:rPr>
+          <w:rFonts w:eastAsia="Times New Roman" w:cstheme="minorHAnsi"/>
+          <w:kern w:val="0"/>
+          <w:szCs w:val="28"/>
+          <w:bdr w:val="none" w:sz="0" w:space="0" w:color="auto" w:frame="1"/>
+          <w:lang w:eastAsia="es-CO"/>
+          <w14:ligatures w14:val="none"/>
+        </w:rPr>
         <w:t xml:space="preserve"> </w:t>
       </w:r>
-      <w:hyperlink r:id="rId43" w:history="1">
+      <w:hyperlink r:id="rId44" w:history="1">
         <w:r>
           <w:rPr>
             <w:rStyle w:val="Hipervnculo"/>
@@ -17448,6 +17826,7 @@
           <w14:ligatures w14:val="none"/>
         </w:rPr>
       </w:pPr>
+      <w:proofErr w:type="spellStart"/>
       <w:r>
         <w:rPr>
           <w:rFonts w:eastAsia="Times New Roman" w:cstheme="minorHAnsi"/>
@@ -17457,8 +17836,9 @@
           <w:lang w:eastAsia="es-CO"/>
           <w14:ligatures w14:val="none"/>
         </w:rPr>
-        <w:t>Ceupe. (s. f.-c). Seguridad turística: Qué es, importancia y tipos.</w:t>
-      </w:r>
+        <w:t>Ceupe</w:t>
+      </w:r>
+      <w:proofErr w:type="spellEnd"/>
       <w:r>
         <w:rPr>
           <w:rFonts w:eastAsia="Times New Roman" w:cstheme="minorHAnsi"/>
@@ -17468,9 +17848,20 @@
           <w:lang w:eastAsia="es-CO"/>
           <w14:ligatures w14:val="none"/>
         </w:rPr>
+        <w:t>. (s. f.-c). Seguridad turística: Qué es, importancia y tipos.</w:t>
+      </w:r>
+      <w:r>
+        <w:rPr>
+          <w:rFonts w:eastAsia="Times New Roman" w:cstheme="minorHAnsi"/>
+          <w:kern w:val="0"/>
+          <w:szCs w:val="28"/>
+          <w:bdr w:val="none" w:sz="0" w:space="0" w:color="auto" w:frame="1"/>
+          <w:lang w:eastAsia="es-CO"/>
+          <w14:ligatures w14:val="none"/>
+        </w:rPr>
         <w:t xml:space="preserve"> </w:t>
       </w:r>
-      <w:hyperlink r:id="rId44" w:history="1">
+      <w:hyperlink r:id="rId45" w:history="1">
         <w:r>
           <w:rPr>
             <w:rStyle w:val="Hipervnculo"/>
@@ -17530,7 +17921,7 @@
         </w:rPr>
         <w:t xml:space="preserve"> </w:t>
       </w:r>
-      <w:hyperlink r:id="rId45" w:history="1">
+      <w:hyperlink r:id="rId46" w:history="1">
         <w:r>
           <w:rPr>
             <w:rStyle w:val="Hipervnculo"/>
@@ -17590,7 +17981,7 @@
         </w:rPr>
         <w:t xml:space="preserve"> </w:t>
       </w:r>
-      <w:hyperlink r:id="rId46" w:history="1">
+      <w:hyperlink r:id="rId47" w:history="1">
         <w:r>
           <w:rPr>
             <w:rStyle w:val="Hipervnculo"/>
@@ -17650,7 +18041,7 @@
         </w:rPr>
         <w:t xml:space="preserve"> </w:t>
       </w:r>
-      <w:hyperlink r:id="rId47" w:history="1">
+      <w:hyperlink r:id="rId48" w:history="1">
         <w:r>
           <w:rPr>
             <w:rStyle w:val="Hipervnculo"/>
@@ -17697,8 +18088,9 @@
           <w:lang w:eastAsia="es-CO"/>
           <w14:ligatures w14:val="none"/>
         </w:rPr>
-        <w:t xml:space="preserve">García López, R. (2022). El storytelling, clave en el marketing turístico. </w:t>
-      </w:r>
+        <w:t xml:space="preserve">García López, R. (2022). El </w:t>
+      </w:r>
+      <w:proofErr w:type="spellStart"/>
       <w:r>
         <w:rPr>
           <w:rFonts w:eastAsia="Times New Roman" w:cstheme="minorHAnsi"/>
@@ -17708,8 +18100,9 @@
           <w:lang w:eastAsia="es-CO"/>
           <w14:ligatures w14:val="none"/>
         </w:rPr>
-        <w:t>Marketing Turístico Digital.</w:t>
-      </w:r>
+        <w:t>storytelling</w:t>
+      </w:r>
+      <w:proofErr w:type="spellEnd"/>
       <w:r>
         <w:rPr>
           <w:rFonts w:eastAsia="Times New Roman" w:cstheme="minorHAnsi"/>
@@ -17719,9 +18112,31 @@
           <w:lang w:eastAsia="es-CO"/>
           <w14:ligatures w14:val="none"/>
         </w:rPr>
+        <w:t xml:space="preserve">, clave en el marketing turístico. </w:t>
+      </w:r>
+      <w:r>
+        <w:rPr>
+          <w:rFonts w:eastAsia="Times New Roman" w:cstheme="minorHAnsi"/>
+          <w:kern w:val="0"/>
+          <w:szCs w:val="28"/>
+          <w:bdr w:val="none" w:sz="0" w:space="0" w:color="auto" w:frame="1"/>
+          <w:lang w:eastAsia="es-CO"/>
+          <w14:ligatures w14:val="none"/>
+        </w:rPr>
+        <w:t>Marketing Turístico Digital.</w:t>
+      </w:r>
+      <w:r>
+        <w:rPr>
+          <w:rFonts w:eastAsia="Times New Roman" w:cstheme="minorHAnsi"/>
+          <w:kern w:val="0"/>
+          <w:szCs w:val="28"/>
+          <w:bdr w:val="none" w:sz="0" w:space="0" w:color="auto" w:frame="1"/>
+          <w:lang w:eastAsia="es-CO"/>
+          <w14:ligatures w14:val="none"/>
+        </w:rPr>
         <w:t xml:space="preserve"> </w:t>
       </w:r>
-      <w:hyperlink r:id="rId48" w:history="1">
+      <w:hyperlink r:id="rId49" w:history="1">
         <w:r>
           <w:rPr>
             <w:rStyle w:val="Hipervnculo"/>
@@ -17782,7 +18197,7 @@
         </w:rPr>
         <w:t xml:space="preserve"> </w:t>
       </w:r>
-      <w:hyperlink r:id="rId49" w:anchor=":~:text=El%20desarrollo%20tur%C3%ADstico%20sostenible%20es,adem%C3%A1s%20contribuye%20al%20desarrollo%20nacional" w:history="1">
+      <w:hyperlink r:id="rId50" w:anchor=":~:text=El%20desarrollo%20tur%C3%ADstico%20sostenible%20es,adem%C3%A1s%20contribuye%20al%20desarrollo%20nacional" w:history="1">
         <w:r>
           <w:rPr>
             <w:rStyle w:val="Hipervnculo"/>
@@ -17853,7 +18268,7 @@
         </w:rPr>
         <w:t xml:space="preserve"> </w:t>
       </w:r>
-      <w:hyperlink r:id="rId50" w:history="1">
+      <w:hyperlink r:id="rId51" w:history="1">
         <w:r>
           <w:rPr>
             <w:rStyle w:val="Hipervnculo"/>
@@ -17926,6 +18341,7 @@
           <w14:ligatures w14:val="none"/>
         </w:rPr>
       </w:pPr>
+      <w:proofErr w:type="spellStart"/>
       <w:r>
         <w:rPr>
           <w:rFonts w:eastAsia="Times New Roman" w:cstheme="minorHAnsi"/>
@@ -17935,8 +18351,9 @@
           <w:lang w:eastAsia="es-CO"/>
           <w14:ligatures w14:val="none"/>
         </w:rPr>
-        <w:t>Mercadé, A. (2015). Las herramientas de geolocalización más utilizadas. Deusto.</w:t>
-      </w:r>
+        <w:t>Mercadé</w:t>
+      </w:r>
+      <w:proofErr w:type="spellEnd"/>
       <w:r>
         <w:rPr>
           <w:rFonts w:eastAsia="Times New Roman" w:cstheme="minorHAnsi"/>
@@ -17946,9 +18363,20 @@
           <w:lang w:eastAsia="es-CO"/>
           <w14:ligatures w14:val="none"/>
         </w:rPr>
+        <w:t>, A. (2015). Las herramientas de geolocalización más utilizadas. Deusto.</w:t>
+      </w:r>
+      <w:r>
+        <w:rPr>
+          <w:rFonts w:eastAsia="Times New Roman" w:cstheme="minorHAnsi"/>
+          <w:kern w:val="0"/>
+          <w:szCs w:val="28"/>
+          <w:bdr w:val="none" w:sz="0" w:space="0" w:color="auto" w:frame="1"/>
+          <w:lang w:eastAsia="es-CO"/>
+          <w14:ligatures w14:val="none"/>
+        </w:rPr>
         <w:t xml:space="preserve"> </w:t>
       </w:r>
-      <w:hyperlink r:id="rId51" w:history="1">
+      <w:hyperlink r:id="rId52" w:history="1">
         <w:r>
           <w:rPr>
             <w:rStyle w:val="Hipervnculo"/>
@@ -18008,7 +18436,7 @@
         </w:rPr>
         <w:t xml:space="preserve"> </w:t>
       </w:r>
-      <w:hyperlink r:id="rId52" w:history="1">
+      <w:hyperlink r:id="rId53" w:history="1">
         <w:r>
           <w:rPr>
             <w:rStyle w:val="Hipervnculo"/>
@@ -18068,7 +18496,7 @@
         </w:rPr>
         <w:t xml:space="preserve"> </w:t>
       </w:r>
-      <w:hyperlink r:id="rId53" w:history="1">
+      <w:hyperlink r:id="rId54" w:history="1">
         <w:r>
           <w:rPr>
             <w:rStyle w:val="Hipervnculo"/>
@@ -18128,7 +18556,7 @@
         </w:rPr>
         <w:t xml:space="preserve"> </w:t>
       </w:r>
-      <w:hyperlink r:id="rId54" w:history="1">
+      <w:hyperlink r:id="rId55" w:history="1">
         <w:r>
           <w:rPr>
             <w:rStyle w:val="Hipervnculo"/>
@@ -18189,7 +18617,7 @@
         </w:rPr>
         <w:t xml:space="preserve"> </w:t>
       </w:r>
-      <w:hyperlink r:id="rId55" w:history="1">
+      <w:hyperlink r:id="rId56" w:history="1">
         <w:r>
           <w:rPr>
             <w:rStyle w:val="Hipervnculo"/>
@@ -18227,6 +18655,7 @@
           <w14:ligatures w14:val="none"/>
         </w:rPr>
       </w:pPr>
+      <w:proofErr w:type="spellStart"/>
       <w:r>
         <w:rPr>
           <w:rFonts w:eastAsia="Times New Roman" w:cstheme="minorHAnsi"/>
@@ -18236,8 +18665,9 @@
           <w:lang w:eastAsia="es-CO"/>
           <w14:ligatures w14:val="none"/>
         </w:rPr>
-        <w:t>Montagud Rubio, N. (2019). Ciclo de servicio al cliente: Cómo funciona, características y fases. Psicología y Mente.</w:t>
-      </w:r>
+        <w:t>Montagud</w:t>
+      </w:r>
+      <w:proofErr w:type="spellEnd"/>
       <w:r>
         <w:rPr>
           <w:rFonts w:eastAsia="Times New Roman" w:cstheme="minorHAnsi"/>
@@ -18247,9 +18677,20 @@
           <w:lang w:eastAsia="es-CO"/>
           <w14:ligatures w14:val="none"/>
         </w:rPr>
+        <w:t xml:space="preserve"> Rubio, N. (2019). Ciclo de servicio al cliente: Cómo funciona, características y fases. Psicología y Mente.</w:t>
+      </w:r>
+      <w:r>
+        <w:rPr>
+          <w:rFonts w:eastAsia="Times New Roman" w:cstheme="minorHAnsi"/>
+          <w:kern w:val="0"/>
+          <w:szCs w:val="28"/>
+          <w:bdr w:val="none" w:sz="0" w:space="0" w:color="auto" w:frame="1"/>
+          <w:lang w:eastAsia="es-CO"/>
+          <w14:ligatures w14:val="none"/>
+        </w:rPr>
         <w:t xml:space="preserve"> </w:t>
       </w:r>
-      <w:hyperlink r:id="rId56" w:history="1">
+      <w:hyperlink r:id="rId57" w:history="1">
         <w:r>
           <w:rPr>
             <w:rStyle w:val="Hipervnculo"/>
@@ -18320,7 +18761,7 @@
         </w:rPr>
         <w:t xml:space="preserve"> </w:t>
       </w:r>
-      <w:hyperlink r:id="rId57" w:history="1">
+      <w:hyperlink r:id="rId58" w:history="1">
         <w:r>
           <w:rPr>
             <w:rStyle w:val="Hipervnculo"/>
@@ -18367,12 +18808,9 @@
           <w:lang w:eastAsia="es-CO"/>
           <w14:ligatures w14:val="none"/>
         </w:rPr>
-        <w:t>ONU Turismo. (s. f.-b). Glosario de términos de turismo.https://www.unwto.org/es/glosario-terminos-turisticos</w:t>
-      </w:r>
-    </w:p>
-    <w:p>
-      <w:pPr>
-        <w:ind w:left="709" w:hanging="709"/>
+        <w:t>ONU Turismo. (s. f.-b). Glosario de términos de turismo.</w:t>
+      </w:r>
+      <w:r>
         <w:rPr>
           <w:rFonts w:eastAsia="Times New Roman" w:cstheme="minorHAnsi"/>
           <w:kern w:val="0"/>
@@ -18381,6 +18819,33 @@
           <w:lang w:eastAsia="es-CO"/>
           <w14:ligatures w14:val="none"/>
         </w:rPr>
+        <w:t xml:space="preserve"> </w:t>
+      </w:r>
+      <w:proofErr w:type="gramStart"/>
+      <w:r>
+        <w:rPr>
+          <w:rFonts w:eastAsia="Times New Roman" w:cstheme="minorHAnsi"/>
+          <w:kern w:val="0"/>
+          <w:szCs w:val="28"/>
+          <w:bdr w:val="none" w:sz="0" w:space="0" w:color="auto" w:frame="1"/>
+          <w:lang w:eastAsia="es-CO"/>
+          <w14:ligatures w14:val="none"/>
+        </w:rPr>
+        <w:t>https://www.unwto.org/es/glosario-terminos-turisticos</w:t>
+      </w:r>
+      <w:proofErr w:type="gramEnd"/>
+    </w:p>
+    <w:p>
+      <w:pPr>
+        <w:ind w:left="709" w:hanging="709"/>
+        <w:rPr>
+          <w:rFonts w:eastAsia="Times New Roman" w:cstheme="minorHAnsi"/>
+          <w:kern w:val="0"/>
+          <w:szCs w:val="28"/>
+          <w:bdr w:val="none" w:sz="0" w:space="0" w:color="auto" w:frame="1"/>
+          <w:lang w:eastAsia="es-CO"/>
+          <w14:ligatures w14:val="none"/>
+        </w:rPr>
       </w:pPr>
       <w:r>
         <w:rPr>
@@ -18402,7 +18867,55 @@
           <w:lang w:eastAsia="es-CO"/>
           <w14:ligatures w14:val="none"/>
         </w:rPr>
-        <w:t>Harvard Business School Press.</w:t>
+        <w:t xml:space="preserve">Harvard Business </w:t>
+      </w:r>
+      <w:proofErr w:type="spellStart"/>
+      <w:r>
+        <w:rPr>
+          <w:rFonts w:eastAsia="Times New Roman" w:cstheme="minorHAnsi"/>
+          <w:kern w:val="0"/>
+          <w:szCs w:val="28"/>
+          <w:bdr w:val="none" w:sz="0" w:space="0" w:color="auto" w:frame="1"/>
+          <w:lang w:eastAsia="es-CO"/>
+          <w14:ligatures w14:val="none"/>
+        </w:rPr>
+        <w:t>School</w:t>
+      </w:r>
+      <w:proofErr w:type="spellEnd"/>
+      <w:r>
+        <w:rPr>
+          <w:rFonts w:eastAsia="Times New Roman" w:cstheme="minorHAnsi"/>
+          <w:kern w:val="0"/>
+          <w:szCs w:val="28"/>
+          <w:bdr w:val="none" w:sz="0" w:space="0" w:color="auto" w:frame="1"/>
+          <w:lang w:eastAsia="es-CO"/>
+          <w14:ligatures w14:val="none"/>
+        </w:rPr>
+        <w:t xml:space="preserve"> </w:t>
+      </w:r>
+      <w:proofErr w:type="spellStart"/>
+      <w:r>
+        <w:rPr>
+          <w:rFonts w:eastAsia="Times New Roman" w:cstheme="minorHAnsi"/>
+          <w:kern w:val="0"/>
+          <w:szCs w:val="28"/>
+          <w:bdr w:val="none" w:sz="0" w:space="0" w:color="auto" w:frame="1"/>
+          <w:lang w:eastAsia="es-CO"/>
+          <w14:ligatures w14:val="none"/>
+        </w:rPr>
+        <w:t>Press</w:t>
+      </w:r>
+      <w:proofErr w:type="spellEnd"/>
+      <w:r>
+        <w:rPr>
+          <w:rFonts w:eastAsia="Times New Roman" w:cstheme="minorHAnsi"/>
+          <w:kern w:val="0"/>
+          <w:szCs w:val="28"/>
+          <w:bdr w:val="none" w:sz="0" w:space="0" w:color="auto" w:frame="1"/>
+          <w:lang w:eastAsia="es-CO"/>
+          <w14:ligatures w14:val="none"/>
+        </w:rPr>
+        <w:t>.</w:t>
       </w:r>
     </w:p>
     <w:p>
@@ -18417,6 +18930,7 @@
           <w14:ligatures w14:val="none"/>
         </w:rPr>
       </w:pPr>
+      <w:proofErr w:type="spellStart"/>
       <w:r>
         <w:rPr>
           <w:rFonts w:eastAsia="Times New Roman" w:cstheme="minorHAnsi"/>
@@ -18426,7 +18940,19 @@
           <w:lang w:eastAsia="es-CO"/>
           <w14:ligatures w14:val="none"/>
         </w:rPr>
-        <w:t xml:space="preserve">Playtur. (2023). La geolocalización, herramienta clave de la gamificación turística. </w:t>
+        <w:t>Playtur</w:t>
+      </w:r>
+      <w:proofErr w:type="spellEnd"/>
+      <w:r>
+        <w:rPr>
+          <w:rFonts w:eastAsia="Times New Roman" w:cstheme="minorHAnsi"/>
+          <w:kern w:val="0"/>
+          <w:szCs w:val="28"/>
+          <w:bdr w:val="none" w:sz="0" w:space="0" w:color="auto" w:frame="1"/>
+          <w:lang w:eastAsia="es-CO"/>
+          <w14:ligatures w14:val="none"/>
+        </w:rPr>
+        <w:t xml:space="preserve">. (2023). La geolocalización, herramienta clave de la gamificación turística. </w:t>
       </w:r>
       <w:r>
         <w:rPr>
@@ -18450,7 +18976,7 @@
         </w:rPr>
         <w:t xml:space="preserve"> </w:t>
       </w:r>
-      <w:hyperlink r:id="rId58" w:history="1">
+      <w:hyperlink r:id="rId59" w:history="1">
         <w:r>
           <w:rPr>
             <w:rStyle w:val="Hipervnculo"/>
@@ -18510,7 +19036,7 @@
         </w:rPr>
         <w:t xml:space="preserve"> </w:t>
       </w:r>
-      <w:hyperlink r:id="rId59" w:history="1">
+      <w:hyperlink r:id="rId60" w:history="1">
         <w:r>
           <w:rPr>
             <w:rStyle w:val="Hipervnculo"/>
@@ -18548,6 +19074,7 @@
           <w14:ligatures w14:val="none"/>
         </w:rPr>
       </w:pPr>
+      <w:proofErr w:type="spellStart"/>
       <w:r>
         <w:rPr>
           <w:rFonts w:eastAsia="Times New Roman" w:cstheme="minorHAnsi"/>
@@ -18557,8 +19084,21 @@
           <w:lang w:eastAsia="es-CO"/>
           <w14:ligatures w14:val="none"/>
         </w:rPr>
-        <w:t xml:space="preserve">QuestionPro. (s. f.). Encuesta de satisfacción. </w:t>
-      </w:r>
+        <w:t>QuestionPro</w:t>
+      </w:r>
+      <w:proofErr w:type="spellEnd"/>
+      <w:r>
+        <w:rPr>
+          <w:rFonts w:eastAsia="Times New Roman" w:cstheme="minorHAnsi"/>
+          <w:kern w:val="0"/>
+          <w:szCs w:val="28"/>
+          <w:bdr w:val="none" w:sz="0" w:space="0" w:color="auto" w:frame="1"/>
+          <w:lang w:eastAsia="es-CO"/>
+          <w14:ligatures w14:val="none"/>
+        </w:rPr>
+        <w:t xml:space="preserve">. (s. f.). Encuesta de satisfacción. </w:t>
+      </w:r>
+      <w:proofErr w:type="spellStart"/>
       <w:r>
         <w:rPr>
           <w:rFonts w:eastAsia="Times New Roman" w:cstheme="minorHAnsi"/>
@@ -18568,8 +19108,9 @@
           <w:lang w:val="en-US" w:eastAsia="es-CO"/>
           <w14:ligatures w14:val="none"/>
         </w:rPr>
-        <w:t>QuestionPro.</w:t>
-      </w:r>
+        <w:t>QuestionPro</w:t>
+      </w:r>
+      <w:proofErr w:type="spellEnd"/>
       <w:r>
         <w:rPr>
           <w:rFonts w:eastAsia="Times New Roman" w:cstheme="minorHAnsi"/>
@@ -18579,9 +19120,20 @@
           <w:lang w:val="en-US" w:eastAsia="es-CO"/>
           <w14:ligatures w14:val="none"/>
         </w:rPr>
+        <w:t>.</w:t>
+      </w:r>
+      <w:r>
+        <w:rPr>
+          <w:rFonts w:eastAsia="Times New Roman" w:cstheme="minorHAnsi"/>
+          <w:kern w:val="0"/>
+          <w:szCs w:val="28"/>
+          <w:bdr w:val="none" w:sz="0" w:space="0" w:color="auto" w:frame="1"/>
+          <w:lang w:val="en-US" w:eastAsia="es-CO"/>
+          <w14:ligatures w14:val="none"/>
+        </w:rPr>
         <w:t xml:space="preserve"> </w:t>
       </w:r>
-      <w:hyperlink r:id="rId60" w:history="1">
+      <w:hyperlink r:id="rId61" w:history="1">
         <w:r>
           <w:rPr>
             <w:rStyle w:val="Hipervnculo"/>
@@ -18642,7 +19194,7 @@
         </w:rPr>
         <w:t xml:space="preserve"> </w:t>
       </w:r>
-      <w:hyperlink r:id="rId61" w:history="1">
+      <w:hyperlink r:id="rId62" w:history="1">
         <w:r>
           <w:rPr>
             <w:rStyle w:val="Hipervnculo"/>
@@ -18680,6 +19232,7 @@
           <w14:ligatures w14:val="none"/>
         </w:rPr>
       </w:pPr>
+      <w:proofErr w:type="spellStart"/>
       <w:r>
         <w:rPr>
           <w:rFonts w:eastAsia="Times New Roman" w:cstheme="minorHAnsi"/>
@@ -18689,8 +19242,21 @@
           <w:lang w:eastAsia="es-CO"/>
           <w14:ligatures w14:val="none"/>
         </w:rPr>
-        <w:t xml:space="preserve">Scollo, J. (2023). La necesidad de una nueva narrativa para el turismo. </w:t>
-      </w:r>
+        <w:t>Scollo</w:t>
+      </w:r>
+      <w:proofErr w:type="spellEnd"/>
+      <w:r>
+        <w:rPr>
+          <w:rFonts w:eastAsia="Times New Roman" w:cstheme="minorHAnsi"/>
+          <w:kern w:val="0"/>
+          <w:szCs w:val="28"/>
+          <w:bdr w:val="none" w:sz="0" w:space="0" w:color="auto" w:frame="1"/>
+          <w:lang w:eastAsia="es-CO"/>
+          <w14:ligatures w14:val="none"/>
+        </w:rPr>
+        <w:t xml:space="preserve">, J. (2023). La necesidad de una nueva narrativa para el turismo. </w:t>
+      </w:r>
+      <w:proofErr w:type="spellStart"/>
       <w:r>
         <w:rPr>
           <w:rFonts w:eastAsia="Times New Roman" w:cstheme="minorHAnsi"/>
@@ -18700,9 +19266,21 @@
           <w:lang w:val="en-US" w:eastAsia="es-CO"/>
           <w14:ligatures w14:val="none"/>
         </w:rPr>
-        <w:t xml:space="preserve">Ladevi. </w:t>
-      </w:r>
-      <w:hyperlink r:id="rId62" w:history="1">
+        <w:t>Ladevi</w:t>
+      </w:r>
+      <w:proofErr w:type="spellEnd"/>
+      <w:r>
+        <w:rPr>
+          <w:rFonts w:eastAsia="Times New Roman" w:cstheme="minorHAnsi"/>
+          <w:kern w:val="0"/>
+          <w:szCs w:val="28"/>
+          <w:bdr w:val="none" w:sz="0" w:space="0" w:color="auto" w:frame="1"/>
+          <w:lang w:val="en-US" w:eastAsia="es-CO"/>
+          <w14:ligatures w14:val="none"/>
+        </w:rPr>
+        <w:t xml:space="preserve">. </w:t>
+      </w:r>
+      <w:hyperlink r:id="rId63" w:history="1">
         <w:r>
           <w:rPr>
             <w:rStyle w:val="Hipervnculo"/>
@@ -18749,8 +19327,9 @@
           <w:lang w:eastAsia="es-CO"/>
           <w14:ligatures w14:val="none"/>
         </w:rPr>
-        <w:t>Zorrilla, A. (2023). Técnicas de narrativa y visualización para investigar y comunicar nuestros descubrimientos. Campus Digital Idyd.</w:t>
-      </w:r>
+        <w:t xml:space="preserve">Zorrilla, A. (2023). Técnicas de narrativa y visualización para investigar y comunicar nuestros descubrimientos. Campus Digital </w:t>
+      </w:r>
+      <w:proofErr w:type="spellStart"/>
       <w:r>
         <w:rPr>
           <w:rFonts w:eastAsia="Times New Roman" w:cstheme="minorHAnsi"/>
@@ -18760,9 +19339,32 @@
           <w:lang w:eastAsia="es-CO"/>
           <w14:ligatures w14:val="none"/>
         </w:rPr>
+        <w:t>Idyd</w:t>
+      </w:r>
+      <w:proofErr w:type="spellEnd"/>
+      <w:r>
+        <w:rPr>
+          <w:rFonts w:eastAsia="Times New Roman" w:cstheme="minorHAnsi"/>
+          <w:kern w:val="0"/>
+          <w:szCs w:val="28"/>
+          <w:bdr w:val="none" w:sz="0" w:space="0" w:color="auto" w:frame="1"/>
+          <w:lang w:eastAsia="es-CO"/>
+          <w14:ligatures w14:val="none"/>
+        </w:rPr>
+        <w:t>.</w:t>
+      </w:r>
+      <w:r>
+        <w:rPr>
+          <w:rFonts w:eastAsia="Times New Roman" w:cstheme="minorHAnsi"/>
+          <w:kern w:val="0"/>
+          <w:szCs w:val="28"/>
+          <w:bdr w:val="none" w:sz="0" w:space="0" w:color="auto" w:frame="1"/>
+          <w:lang w:eastAsia="es-CO"/>
+          <w14:ligatures w14:val="none"/>
+        </w:rPr>
         <w:t xml:space="preserve"> </w:t>
       </w:r>
-      <w:hyperlink r:id="rId63" w:history="1">
+      <w:hyperlink r:id="rId64" w:history="1">
         <w:r>
           <w:rPr>
             <w:rStyle w:val="Hipervnculo"/>
@@ -18951,8 +19553,13 @@
             <w:pPr>
               <w:pStyle w:val="TextoTablas"/>
             </w:pPr>
-            <w:r>
-              <w:t>Milady Tatiana Villamil Castellanos</w:t>
+            <w:proofErr w:type="spellStart"/>
+            <w:r>
+              <w:t>Milady</w:t>
+            </w:r>
+            <w:proofErr w:type="spellEnd"/>
+            <w:r>
+              <w:t xml:space="preserve"> Tatiana Villamil Castellanos</w:t>
             </w:r>
           </w:p>
         </w:tc>
@@ -19115,7 +19722,15 @@
               <w:pStyle w:val="TextoTablas"/>
             </w:pPr>
             <w:r>
-              <w:t>Laura Paola Gelvez Manosalva</w:t>
+              <w:t xml:space="preserve">Laura Paola </w:t>
+            </w:r>
+            <w:proofErr w:type="spellStart"/>
+            <w:r>
+              <w:t>Gelvez</w:t>
+            </w:r>
+            <w:proofErr w:type="spellEnd"/>
+            <w:r>
+              <w:t xml:space="preserve"> Manosalva</w:t>
             </w:r>
           </w:p>
         </w:tc>
@@ -19204,7 +19819,15 @@
               <w:pStyle w:val="TextoTablas"/>
             </w:pPr>
             <w:r>
-              <w:t>Pedro Alonso Bolivar González</w:t>
+              <w:t xml:space="preserve">Pedro Alonso </w:t>
+            </w:r>
+            <w:proofErr w:type="spellStart"/>
+            <w:r>
+              <w:t>Bolivar</w:t>
+            </w:r>
+            <w:proofErr w:type="spellEnd"/>
+            <w:r>
+              <w:t xml:space="preserve"> González</w:t>
             </w:r>
           </w:p>
         </w:tc>
@@ -19254,8 +19877,13 @@
             <w:pPr>
               <w:pStyle w:val="TextoTablas"/>
             </w:pPr>
-            <w:r>
-              <w:t>Maria Alejandra Vera Briceño</w:t>
+            <w:proofErr w:type="spellStart"/>
+            <w:r>
+              <w:t>Maria</w:t>
+            </w:r>
+            <w:proofErr w:type="spellEnd"/>
+            <w:r>
+              <w:t xml:space="preserve"> Alejandra Vera Briceño</w:t>
             </w:r>
           </w:p>
         </w:tc>
@@ -19390,8 +20018,8 @@
       </w:pPr>
     </w:p>
     <w:sectPr>
-      <w:headerReference w:type="default" r:id="rId64"/>
-      <w:footerReference w:type="default" r:id="rId65"/>
+      <w:headerReference w:type="default" r:id="rId65"/>
+      <w:footerReference w:type="default" r:id="rId66"/>
       <w:pgSz w:w="12240" w:h="15840"/>
       <w:pgMar w:top="1701" w:right="1134" w:bottom="1134" w:left="1134" w:header="709" w:footer="737" w:gutter="0"/>
       <w:pgNumType w:start="1"/>
@@ -26299,19 +26927,6 @@
 </file>
 
 <file path=customXml/item1.xml><?xml version="1.0" encoding="utf-8"?>
-<?mso-contentType ?>
-<FormTemplates xmlns="http://schemas.microsoft.com/sharepoint/v3/contenttype/forms">
-  <Display>DocumentLibraryForm</Display>
-  <Edit>DocumentLibraryForm</Edit>
-  <New>DocumentLibraryForm</New>
-</FormTemplates>
-</file>
-
-<file path=customXml/item2.xml><?xml version="1.0" encoding="utf-8"?>
-<b:Sources xmlns:b="http://schemas.openxmlformats.org/officeDocument/2006/bibliography" xmlns="http://schemas.openxmlformats.org/officeDocument/2006/bibliography" SelectedStyle="\APASixthEditionOfficeOnline.xsl" StyleName="APA" Version="6"/>
-</file>
-
-<file path=customXml/item3.xml><?xml version="1.0" encoding="utf-8"?>
 <p:properties xmlns:p="http://schemas.microsoft.com/office/2006/metadata/properties" xmlns:xsi="http://www.w3.org/2001/XMLSchema-instance" xmlns:pc="http://schemas.microsoft.com/office/infopath/2007/PartnerControls">
   <documentManagement>
     <TaxCatchAll xmlns="285d351f-f218-493a-825f-85a9dfbde315" xsi:nil="true"/>
@@ -26322,9 +26937,18 @@
 </p:properties>
 </file>
 
-<file path=customXml/item4.xml><?xml version="1.0" encoding="utf-8"?>
-<ct:contentTypeSchema xmlns:ct="http://schemas.microsoft.com/office/2006/metadata/contentType" xmlns:ma="http://schemas.microsoft.com/office/2006/metadata/properties/metaAttributes" ct:_="" ma:_="" ma:contentTypeName="Documento" ma:contentTypeID="0x0101005D7421CBAB376F47AC1876466873BE0C" ma:contentTypeVersion="11" ma:contentTypeDescription="Crear nuevo documento." ma:contentTypeScope="" ma:versionID="2b4f891a1a5ad88e3e621500c8553ae4">
-  <xsd:schema xmlns:xsd="http://www.w3.org/2001/XMLSchema" xmlns:xs="http://www.w3.org/2001/XMLSchema" xmlns:p="http://schemas.microsoft.com/office/2006/metadata/properties" xmlns:ns2="55abea07-cd72-4a95-add0-1082a24cf9e9" xmlns:ns3="285d351f-f218-493a-825f-85a9dfbde315" targetNamespace="http://schemas.microsoft.com/office/2006/metadata/properties" ma:root="true" ma:fieldsID="4883b2e7c543eac85f1b7e21127c6f20" ns2:_="" ns3:_="">
+<file path=customXml/item2.xml><?xml version="1.0" encoding="utf-8"?>
+<?mso-contentType ?>
+<FormTemplates xmlns="http://schemas.microsoft.com/sharepoint/v3/contenttype/forms">
+  <Display>DocumentLibraryForm</Display>
+  <Edit>DocumentLibraryForm</Edit>
+  <New>DocumentLibraryForm</New>
+</FormTemplates>
+</file>
+
+<file path=customXml/item3.xml><?xml version="1.0" encoding="utf-8"?>
+<ct:contentTypeSchema xmlns:ct="http://schemas.microsoft.com/office/2006/metadata/contentType" xmlns:ma="http://schemas.microsoft.com/office/2006/metadata/properties/metaAttributes" ct:_="" ma:_="" ma:contentTypeName="Documento" ma:contentTypeID="0x0101005D7421CBAB376F47AC1876466873BE0C" ma:contentTypeVersion="11" ma:contentTypeDescription="Crear nuevo documento." ma:contentTypeScope="" ma:versionID="c15d8ec802c26ac14d26a130a7e330ba">
+  <xsd:schema xmlns:xsd="http://www.w3.org/2001/XMLSchema" xmlns:xs="http://www.w3.org/2001/XMLSchema" xmlns:p="http://schemas.microsoft.com/office/2006/metadata/properties" xmlns:ns2="55abea07-cd72-4a95-add0-1082a24cf9e9" xmlns:ns3="285d351f-f218-493a-825f-85a9dfbde315" targetNamespace="http://schemas.microsoft.com/office/2006/metadata/properties" ma:root="true" ma:fieldsID="aaa88af0ed338276ebe02f0d1437fb40" ns2:_="" ns3:_="">
     <xsd:import namespace="55abea07-cd72-4a95-add0-1082a24cf9e9"/>
     <xsd:import namespace="285d351f-f218-493a-825f-85a9dfbde315"/>
     <xsd:element name="properties">
@@ -26517,7 +27141,22 @@
 </ct:contentTypeSchema>
 </file>
 
+<file path=customXml/item4.xml><?xml version="1.0" encoding="utf-8"?>
+<b:Sources xmlns:b="http://schemas.openxmlformats.org/officeDocument/2006/bibliography" xmlns="http://schemas.openxmlformats.org/officeDocument/2006/bibliography" SelectedStyle="\APASixthEditionOfficeOnline.xsl" StyleName="APA" Version="6"/>
+</file>
+
 <file path=customXml/itemProps1.xml><?xml version="1.0" encoding="utf-8"?>
+<ds:datastoreItem xmlns:ds="http://schemas.openxmlformats.org/officeDocument/2006/customXml" ds:itemID="{26259216-AD86-464A-AEAD-95B1F9E17392}">
+  <ds:schemaRefs>
+    <ds:schemaRef ds:uri="http://schemas.microsoft.com/office/2006/metadata/properties"/>
+    <ds:schemaRef ds:uri="http://schemas.microsoft.com/office/infopath/2007/PartnerControls"/>
+    <ds:schemaRef ds:uri="285d351f-f218-493a-825f-85a9dfbde315"/>
+    <ds:schemaRef ds:uri="55abea07-cd72-4a95-add0-1082a24cf9e9"/>
+  </ds:schemaRefs>
+</ds:datastoreItem>
+</file>
+
+<file path=customXml/itemProps2.xml><?xml version="1.0" encoding="utf-8"?>
 <ds:datastoreItem xmlns:ds="http://schemas.openxmlformats.org/officeDocument/2006/customXml" ds:itemID="{D00A4A46-BDBD-48AC-87B9-2BA42D9CC06F}">
   <ds:schemaRefs>
     <ds:schemaRef ds:uri="http://schemas.microsoft.com/sharepoint/v3/contenttype/forms"/>
@@ -26525,25 +27164,14 @@
 </ds:datastoreItem>
 </file>
 
-<file path=customXml/itemProps2.xml><?xml version="1.0" encoding="utf-8"?>
+<file path=customXml/itemProps3.xml><?xml version="1.0" encoding="utf-8"?>
+<ds:datastoreItem xmlns:ds="http://schemas.openxmlformats.org/officeDocument/2006/customXml" ds:itemID="{9F9C9C79-4A12-4DFB-B6C6-0DE2B8E93E94}"/>
+</file>
+
+<file path=customXml/itemProps4.xml><?xml version="1.0" encoding="utf-8"?>
 <ds:datastoreItem xmlns:ds="http://schemas.openxmlformats.org/officeDocument/2006/customXml" ds:itemID="{A9F2CEBA-C824-4C86-81A8-E32CBD0EB92D}">
   <ds:schemaRefs>
     <ds:schemaRef ds:uri="http://schemas.openxmlformats.org/officeDocument/2006/bibliography"/>
   </ds:schemaRefs>
 </ds:datastoreItem>
-</file>
-
-<file path=customXml/itemProps3.xml><?xml version="1.0" encoding="utf-8"?>
-<ds:datastoreItem xmlns:ds="http://schemas.openxmlformats.org/officeDocument/2006/customXml" ds:itemID="{26259216-AD86-464A-AEAD-95B1F9E17392}">
-  <ds:schemaRefs>
-    <ds:schemaRef ds:uri="http://schemas.microsoft.com/office/2006/metadata/properties"/>
-    <ds:schemaRef ds:uri="http://schemas.microsoft.com/office/infopath/2007/PartnerControls"/>
-    <ds:schemaRef ds:uri="cb45339b-ced9-4d0d-8f64-77573914d53b"/>
-    <ds:schemaRef ds:uri="43a3ca16-9c26-4813-b83f-4aec9927b43f"/>
-  </ds:schemaRefs>
-</ds:datastoreItem>
-</file>
-
-<file path=customXml/itemProps4.xml><?xml version="1.0" encoding="utf-8"?>
-<ds:datastoreItem xmlns:ds="http://schemas.openxmlformats.org/officeDocument/2006/customXml" ds:itemID="{1044E780-8F1B-421E-8B5B-F1AE7C95F919}"/>
 </file>
--- a/fuentes/CF2_62650004_DU.docx
+++ b/fuentes/CF2_62650004_DU.docx
@@ -508,8 +508,8 @@
         <w:br w:type="page"/>
       </w:r>
     </w:p>
-    <w:bookmarkStart w:id="0" w:name="_Toc212063365" w:displacedByCustomXml="next"/>
-    <w:bookmarkStart w:id="1" w:name="_Toc210667146" w:displacedByCustomXml="next"/>
+    <w:bookmarkStart w:id="0" w:name="_Toc210667146" w:displacedByCustomXml="next"/>
+    <w:bookmarkStart w:id="1" w:name="_Toc212063365" w:displacedByCustomXml="next"/>
     <w:sdt>
       <w:sdtPr>
         <w:rPr>
@@ -2468,7 +2468,7 @@
           <w:noProof/>
         </w:rPr>
         <w:drawing>
-          <wp:inline distT="0" distB="0" distL="0" distR="0" wp14:anchorId="48074946" wp14:editId="0EFD9E44">
+          <wp:inline distT="0" distB="0" distL="0" distR="0" wp14:anchorId="48074946" wp14:editId="7C2D737B">
             <wp:extent cx="5225143" cy="2743953"/>
             <wp:effectExtent l="0" t="0" r="0" b="0"/>
             <wp:docPr id="129799727" name="Imagen 3">
@@ -2771,23 +2771,13 @@
           <w:lang w:val="es-419" w:eastAsia="es-CO"/>
         </w:rPr>
       </w:pPr>
-      <w:proofErr w:type="spellStart"/>
-      <w:r>
-        <w:rPr>
-          <w:b/>
-          <w:bCs/>
-          <w:lang w:val="es-419" w:eastAsia="es-CO"/>
-        </w:rPr>
-        <w:t>Memorabilidad</w:t>
-      </w:r>
-      <w:proofErr w:type="spellEnd"/>
-      <w:r>
-        <w:rPr>
-          <w:b/>
-          <w:bCs/>
-          <w:lang w:val="es-419" w:eastAsia="es-CO"/>
-        </w:rPr>
-        <w:t>:</w:t>
+      <w:r>
+        <w:rPr>
+          <w:b/>
+          <w:bCs/>
+          <w:lang w:val="es-419" w:eastAsia="es-CO"/>
+        </w:rPr>
+        <w:t>Memorabilidad:</w:t>
       </w:r>
       <w:r>
         <w:rPr>
@@ -2860,23 +2850,13 @@
           <w:lang w:val="es-419" w:eastAsia="es-CO"/>
         </w:rPr>
       </w:pPr>
-      <w:proofErr w:type="spellStart"/>
-      <w:r>
-        <w:rPr>
-          <w:b/>
-          <w:bCs/>
-          <w:lang w:val="es-419" w:eastAsia="es-CO"/>
-        </w:rPr>
-        <w:t>Multisensorialidad</w:t>
-      </w:r>
-      <w:proofErr w:type="spellEnd"/>
-      <w:r>
-        <w:rPr>
-          <w:b/>
-          <w:bCs/>
-          <w:lang w:val="es-419" w:eastAsia="es-CO"/>
-        </w:rPr>
-        <w:t>:</w:t>
+      <w:r>
+        <w:rPr>
+          <w:b/>
+          <w:bCs/>
+          <w:lang w:val="es-419" w:eastAsia="es-CO"/>
+        </w:rPr>
+        <w:t>Multisensorialidad:</w:t>
       </w:r>
       <w:r>
         <w:rPr>
@@ -5878,21 +5858,7 @@
         <w:rPr>
           <w:lang w:val="es-419" w:eastAsia="es-CO"/>
         </w:rPr>
-        <w:t xml:space="preserve"> establecen estándares de calidad para distintos servicios turísticos, como alojamiento, gastronomía, </w:t>
-      </w:r>
-      <w:proofErr w:type="spellStart"/>
-      <w:r>
-        <w:rPr>
-          <w:lang w:val="es-419" w:eastAsia="es-CO"/>
-        </w:rPr>
-        <w:t>guianza</w:t>
-      </w:r>
-      <w:proofErr w:type="spellEnd"/>
-      <w:r>
-        <w:rPr>
-          <w:lang w:val="es-419" w:eastAsia="es-CO"/>
-        </w:rPr>
-        <w:t>, entre otros.</w:t>
+        <w:t xml:space="preserve"> establecen estándares de calidad para distintos servicios turísticos, como alojamiento, gastronomía, guianza, entre otros.</w:t>
       </w:r>
     </w:p>
     <w:p>
@@ -7446,21 +7412,7 @@
         <w:rPr>
           <w:lang w:val="es-419" w:eastAsia="es-CO"/>
         </w:rPr>
-        <w:t xml:space="preserve">Parque Natural El </w:t>
-      </w:r>
-      <w:proofErr w:type="spellStart"/>
-      <w:r>
-        <w:rPr>
-          <w:lang w:val="es-419" w:eastAsia="es-CO"/>
-        </w:rPr>
-        <w:t>Gallineral</w:t>
-      </w:r>
-      <w:proofErr w:type="spellEnd"/>
-      <w:r>
-        <w:rPr>
-          <w:lang w:val="es-419" w:eastAsia="es-CO"/>
-        </w:rPr>
-        <w:t xml:space="preserve"> - San Gil, Santander.</w:t>
+        <w:t>Parque Natural El Gallineral - San Gil, Santander.</w:t>
       </w:r>
     </w:p>
     <w:p>
@@ -7478,21 +7430,7 @@
         <w:rPr>
           <w:lang w:val="es-419" w:eastAsia="es-CO"/>
         </w:rPr>
-        <w:t xml:space="preserve">Embalse de </w:t>
-      </w:r>
-      <w:proofErr w:type="spellStart"/>
-      <w:r>
-        <w:rPr>
-          <w:lang w:val="es-419" w:eastAsia="es-CO"/>
-        </w:rPr>
-        <w:t>Topocoro</w:t>
-      </w:r>
-      <w:proofErr w:type="spellEnd"/>
-      <w:r>
-        <w:rPr>
-          <w:lang w:val="es-419" w:eastAsia="es-CO"/>
-        </w:rPr>
-        <w:t xml:space="preserve"> - Santander (Girón, Zapatoca, Betulia, entre otros municipios).</w:t>
+        <w:t>Embalse de Topocoro - Santander (Girón, Zapatoca, Betulia, entre otros municipios).</w:t>
       </w:r>
     </w:p>
     <w:p>
@@ -7669,33 +7607,11 @@
           <w:lang w:val="es-419" w:eastAsia="es-CO"/>
         </w:rPr>
       </w:pPr>
-      <w:proofErr w:type="spellStart"/>
-      <w:r>
-        <w:rPr>
-          <w:lang w:val="es-419" w:eastAsia="es-CO"/>
-        </w:rPr>
-        <w:t>Bioparque</w:t>
-      </w:r>
-      <w:proofErr w:type="spellEnd"/>
-      <w:r>
-        <w:rPr>
-          <w:lang w:val="es-419" w:eastAsia="es-CO"/>
-        </w:rPr>
-        <w:t xml:space="preserve"> Los </w:t>
-      </w:r>
-      <w:proofErr w:type="spellStart"/>
-      <w:r>
-        <w:rPr>
-          <w:lang w:val="es-419" w:eastAsia="es-CO"/>
-        </w:rPr>
-        <w:t>Ocarros</w:t>
-      </w:r>
-      <w:proofErr w:type="spellEnd"/>
-      <w:r>
-        <w:rPr>
-          <w:lang w:val="es-419" w:eastAsia="es-CO"/>
-        </w:rPr>
-        <w:t xml:space="preserve"> - Villavicencio, Meta.</w:t>
+      <w:r>
+        <w:rPr>
+          <w:lang w:val="es-419" w:eastAsia="es-CO"/>
+        </w:rPr>
+        <w:t>Bioparque Los Ocarros - Villavicencio, Meta.</w:t>
       </w:r>
     </w:p>
     <w:p>
@@ -8714,21 +8630,7 @@
         <w:rPr>
           <w:lang w:val="es-419" w:eastAsia="es-CO"/>
         </w:rPr>
-        <w:t xml:space="preserve">El uso de mapas ha evolucionado considerablemente gracias a la geolocalización. Los mapas ya no son herramientas estáticas y difíciles de interpretar, sino plataformas dinámicas, interactivas y adaptadas a las necesidades del usuario. Un claro ejemplo de esta transformación es Google </w:t>
-      </w:r>
-      <w:proofErr w:type="spellStart"/>
-      <w:r>
-        <w:rPr>
-          <w:lang w:val="es-419" w:eastAsia="es-CO"/>
-        </w:rPr>
-        <w:t>Maps</w:t>
-      </w:r>
-      <w:proofErr w:type="spellEnd"/>
-      <w:r>
-        <w:rPr>
-          <w:lang w:val="es-419" w:eastAsia="es-CO"/>
-        </w:rPr>
-        <w:t xml:space="preserve">, que ofrece mapas en dos y tres dimensiones, permite calcular rutas, visualizar las calles a nivel de piso mediante Street View y </w:t>
+        <w:t xml:space="preserve">El uso de mapas ha evolucionado considerablemente gracias a la geolocalización. Los mapas ya no son herramientas estáticas y difíciles de interpretar, sino plataformas dinámicas, interactivas y adaptadas a las necesidades del usuario. Un claro ejemplo de esta transformación es Google Maps, que ofrece mapas en dos y tres dimensiones, permite calcular rutas, visualizar las calles a nivel de piso mediante Street View y </w:t>
       </w:r>
       <w:r>
         <w:rPr>
@@ -8804,21 +8706,12 @@
         </w:rPr>
         <w:t xml:space="preserve">Una de las plataformas pioneras en esta integración es Foursquare, donde los usuarios pueden hacer </w:t>
       </w:r>
-      <w:proofErr w:type="spellStart"/>
       <w:r>
         <w:rPr>
           <w:rStyle w:val="Extranjerismo"/>
           <w:lang w:val="es-419" w:eastAsia="es-CO"/>
         </w:rPr>
-        <w:t>check</w:t>
-      </w:r>
-      <w:proofErr w:type="spellEnd"/>
-      <w:r>
-        <w:rPr>
-          <w:rStyle w:val="Extranjerismo"/>
-          <w:lang w:val="es-419" w:eastAsia="es-CO"/>
-        </w:rPr>
-        <w:t>-in</w:t>
+        <w:t>check-in</w:t>
       </w:r>
       <w:r>
         <w:rPr>
@@ -8938,49 +8831,7 @@
         <w:rPr>
           <w:lang w:val="es-419" w:eastAsia="es-CO"/>
         </w:rPr>
-        <w:t xml:space="preserve">, redes móviles), su función (navegación, monitoreo, análisis) o su entorno de uso (urbano, rural, interior, exterior). Entre las más conocidas se encuentran Google </w:t>
-      </w:r>
-      <w:proofErr w:type="spellStart"/>
-      <w:r>
-        <w:rPr>
-          <w:lang w:val="es-419" w:eastAsia="es-CO"/>
-        </w:rPr>
-        <w:t>Maps</w:t>
-      </w:r>
-      <w:proofErr w:type="spellEnd"/>
-      <w:r>
-        <w:rPr>
-          <w:lang w:val="es-419" w:eastAsia="es-CO"/>
-        </w:rPr>
-        <w:t xml:space="preserve">, </w:t>
-      </w:r>
-      <w:proofErr w:type="spellStart"/>
-      <w:r>
-        <w:rPr>
-          <w:lang w:val="es-419" w:eastAsia="es-CO"/>
-        </w:rPr>
-        <w:t>Waze</w:t>
-      </w:r>
-      <w:proofErr w:type="spellEnd"/>
-      <w:r>
-        <w:rPr>
-          <w:lang w:val="es-419" w:eastAsia="es-CO"/>
-        </w:rPr>
-        <w:t xml:space="preserve">, </w:t>
-      </w:r>
-      <w:proofErr w:type="spellStart"/>
-      <w:r>
-        <w:rPr>
-          <w:lang w:val="es-419" w:eastAsia="es-CO"/>
-        </w:rPr>
-        <w:t>OpenStreetMap</w:t>
-      </w:r>
-      <w:proofErr w:type="spellEnd"/>
-      <w:r>
-        <w:rPr>
-          <w:lang w:val="es-419" w:eastAsia="es-CO"/>
-        </w:rPr>
-        <w:t>, Foursquare, GPS Essentials, entre otras, que permiten desde trazar rutas hasta compartir ubicaciones con otros usuarios o recibir recomendaciones georreferenciadas. Estas soluciones son ampliamente utilizadas en turismo, logística, seguridad, transporte, comercio y actividades recreativas.</w:t>
+        <w:t>, redes móviles), su función (navegación, monitoreo, análisis) o su entorno de uso (urbano, rural, interior, exterior). Entre las más conocidas se encuentran Google Maps, Waze, OpenStreetMap, Foursquare, GPS Essentials, entre otras, que permiten desde trazar rutas hasta compartir ubicaciones con otros usuarios o recibir recomendaciones georreferenciadas. Estas soluciones son ampliamente utilizadas en turismo, logística, seguridad, transporte, comercio y actividades recreativas.</w:t>
       </w:r>
     </w:p>
     <w:p>
@@ -9017,6 +8868,80 @@
           <w:lang w:val="es-419" w:eastAsia="es-CO"/>
         </w:rPr>
         <w:t xml:space="preserve">. </w:t>
+      </w:r>
+      <w:r>
+        <w:fldChar w:fldCharType="begin"/>
+      </w:r>
+      <w:r>
+        <w:instrText>HYPERLINK "https://www.youtube.com/watch?v=YWzUcQYpSLM"</w:instrText>
+      </w:r>
+      <w:r>
+        <w:fldChar w:fldCharType="separate"/>
+      </w:r>
+      <w:r>
+        <w:rPr>
+          <w:rStyle w:val="Hipervnculo"/>
+          <w:lang w:val="es-419" w:eastAsia="es-CO"/>
+        </w:rPr>
+        <w:t>Ir al sitio</w:t>
+      </w:r>
+      <w:r>
+        <w:fldChar w:fldCharType="end"/>
+      </w:r>
+      <w:r>
+        <w:rPr>
+          <w:lang w:val="es-419" w:eastAsia="es-CO"/>
+        </w:rPr>
+        <w:t xml:space="preserve">. </w:t>
+      </w:r>
+    </w:p>
+    <w:p>
+      <w:pPr>
+        <w:rPr>
+          <w:lang w:val="es-419" w:eastAsia="es-CO"/>
+        </w:rPr>
+      </w:pPr>
+      <w:r>
+        <w:rPr>
+          <w:lang w:val="es-419" w:eastAsia="es-CO"/>
+        </w:rPr>
+        <w:t>Como ejemplo ilustrativo, se invita a consultar el siguiente video, el cual permite comprender de manera visual y práctica el funcionamiento, la utilidad y las aplicaciones de las herramientas de geolocalización en diversos contextos, especialmente en el ámbito turístico y tecnológico.</w:t>
+      </w:r>
+    </w:p>
+    <w:p>
+      <w:pPr>
+        <w:rPr>
+          <w:b/>
+          <w:bCs/>
+          <w:lang w:val="es-419" w:eastAsia="es-CO"/>
+        </w:rPr>
+      </w:pPr>
+      <w:r>
+        <w:rPr>
+          <w:b/>
+          <w:bCs/>
+          <w:lang w:val="es-419" w:eastAsia="es-CO"/>
+        </w:rPr>
+        <w:t>Herramientas de geolocalización</w:t>
+      </w:r>
+    </w:p>
+    <w:p>
+      <w:pPr>
+        <w:rPr>
+          <w:lang w:val="es-419" w:eastAsia="es-CO"/>
+        </w:rPr>
+      </w:pPr>
+      <w:r>
+        <w:rPr>
+          <w:lang w:val="es-419" w:eastAsia="es-CO"/>
+        </w:rPr>
+        <w:t>Se invita a ir al siguiente video, donde se podrá apreciar los tipos de herramientas de geolocalización.</w:t>
+      </w:r>
+      <w:r>
+        <w:rPr>
+          <w:lang w:val="es-419" w:eastAsia="es-CO"/>
+        </w:rPr>
+        <w:t xml:space="preserve"> </w:t>
       </w:r>
       <w:hyperlink r:id="rId23" w:history="1">
         <w:r>
@@ -9044,70 +8969,6 @@
         <w:rPr>
           <w:lang w:val="es-419" w:eastAsia="es-CO"/>
         </w:rPr>
-        <w:t>Como ejemplo ilustrativo, se invita a consultar el siguiente video, el cual permite comprender de manera visual y práctica el funcionamiento, la utilidad y las aplicaciones de las herramientas de geolocalización en diversos contextos, especialmente en el ámbito turístico y tecnológico.</w:t>
-      </w:r>
-    </w:p>
-    <w:p>
-      <w:pPr>
-        <w:rPr>
-          <w:b/>
-          <w:bCs/>
-          <w:lang w:val="es-419" w:eastAsia="es-CO"/>
-        </w:rPr>
-      </w:pPr>
-      <w:r>
-        <w:rPr>
-          <w:b/>
-          <w:bCs/>
-          <w:lang w:val="es-419" w:eastAsia="es-CO"/>
-        </w:rPr>
-        <w:t>Herramientas de geolocalización</w:t>
-      </w:r>
-    </w:p>
-    <w:p>
-      <w:pPr>
-        <w:rPr>
-          <w:lang w:val="es-419" w:eastAsia="es-CO"/>
-        </w:rPr>
-      </w:pPr>
-      <w:r>
-        <w:rPr>
-          <w:lang w:val="es-419" w:eastAsia="es-CO"/>
-        </w:rPr>
-        <w:t>Se invita a ir al siguiente video, donde se podrá apreciar los tipos de herramientas de geolocalización.</w:t>
-      </w:r>
-      <w:r>
-        <w:rPr>
-          <w:lang w:val="es-419" w:eastAsia="es-CO"/>
-        </w:rPr>
-        <w:t xml:space="preserve"> </w:t>
-      </w:r>
-      <w:hyperlink r:id="rId24" w:history="1">
-        <w:r>
-          <w:rPr>
-            <w:rStyle w:val="Hipervnculo"/>
-            <w:lang w:val="es-419" w:eastAsia="es-CO"/>
-          </w:rPr>
-          <w:t>Ir al sitio</w:t>
-        </w:r>
-      </w:hyperlink>
-      <w:r>
-        <w:rPr>
-          <w:lang w:val="es-419" w:eastAsia="es-CO"/>
-        </w:rPr>
-        <w:t xml:space="preserve">. </w:t>
-      </w:r>
-    </w:p>
-    <w:p>
-      <w:pPr>
-        <w:rPr>
-          <w:lang w:val="es-419" w:eastAsia="es-CO"/>
-        </w:rPr>
-      </w:pPr>
-      <w:r>
-        <w:rPr>
-          <w:lang w:val="es-419" w:eastAsia="es-CO"/>
-        </w:rPr>
         <w:t xml:space="preserve">La geolocalización se ha consolidado como una herramienta esencial en el desarrollo del turismo moderno, al facilitar la orientación, la personalización de servicios y la toma de decisiones informadas por parte de los visitantes. Su integración en plataformas digitales, redes sociales y sistemas de información turística permite una </w:t>
       </w:r>
       <w:r>
@@ -9510,7 +9371,6 @@
         </w:rPr>
         <w:t xml:space="preserve">Esta fase comprende el momento en que el cliente concluye la experiencia, como el </w:t>
       </w:r>
-      <w:proofErr w:type="spellStart"/>
       <w:r>
         <w:rPr>
           <w:rStyle w:val="Extranjerismo"/>
@@ -9518,7 +9378,6 @@
         </w:rPr>
         <w:t>check-out</w:t>
       </w:r>
-      <w:proofErr w:type="spellEnd"/>
       <w:r>
         <w:rPr>
           <w:lang w:val="es-419" w:eastAsia="es-CO"/>
@@ -9627,7 +9486,7 @@
         </w:rPr>
         <w:t xml:space="preserve"> </w:t>
       </w:r>
-      <w:hyperlink r:id="rId25" w:history="1">
+      <w:hyperlink r:id="rId24" w:history="1">
         <w:r>
           <w:rPr>
             <w:rStyle w:val="Hipervnculo"/>
@@ -9733,10 +9592,10 @@
                     <pic:cNvPicPr/>
                   </pic:nvPicPr>
                   <pic:blipFill>
-                    <a:blip r:embed="rId26">
+                    <a:blip r:embed="rId25">
                       <a:extLst>
                         <a:ext uri="{96DAC541-7B7A-43D3-8B79-37D633B846F1}">
-                          <asvg:svgBlip xmlns:asvg="http://schemas.microsoft.com/office/drawing/2016/SVG/main" r:embed="rId27"/>
+                          <asvg:svgBlip xmlns:asvg="http://schemas.microsoft.com/office/drawing/2016/SVG/main" r:embed="rId26"/>
                         </a:ext>
                       </a:extLst>
                     </a:blip>
@@ -10301,7 +10160,6 @@
           <w:lang w:val="es-419" w:eastAsia="es-CO"/>
         </w:rPr>
       </w:pPr>
-      <w:proofErr w:type="spellStart"/>
       <w:r>
         <w:rPr>
           <w:rStyle w:val="Extranjerismo"/>
@@ -10311,7 +10169,6 @@
         </w:rPr>
         <w:t>Storytelling</w:t>
       </w:r>
-      <w:proofErr w:type="spellEnd"/>
     </w:p>
     <w:p>
       <w:pPr>
@@ -10503,7 +10360,6 @@
           <w:lang w:val="es-419" w:eastAsia="es-CO"/>
         </w:rPr>
       </w:pPr>
-      <w:proofErr w:type="spellStart"/>
       <w:r>
         <w:rPr>
           <w:rStyle w:val="Extranjerismo"/>
@@ -10513,7 +10369,6 @@
         </w:rPr>
         <w:t>Storytelling</w:t>
       </w:r>
-      <w:proofErr w:type="spellEnd"/>
       <w:r>
         <w:rPr>
           <w:b/>
@@ -10541,7 +10396,7 @@
         </w:rPr>
         <w:t xml:space="preserve"> </w:t>
       </w:r>
-      <w:hyperlink r:id="rId28" w:history="1">
+      <w:hyperlink r:id="rId27" w:history="1">
         <w:r>
           <w:rPr>
             <w:rStyle w:val="Hipervnculo"/>
@@ -11065,12 +10920,13 @@
       <w:r>
         <w:rPr>
           <w:noProof/>
+          <w:lang w:val="es-419" w:eastAsia="es-CO"/>
         </w:rPr>
         <w:drawing>
-          <wp:inline distT="0" distB="0" distL="0" distR="0" wp14:anchorId="4B13EA4C" wp14:editId="41218573">
-            <wp:extent cx="5407822" cy="2817845"/>
-            <wp:effectExtent l="0" t="0" r="2540" b="1905"/>
-            <wp:docPr id="1547865846" name="Gráfico 1" descr="Mapa ilustrado de una ruta turística urbana que conecta varios puntos de interés en una ciudad."/>
+          <wp:inline distT="0" distB="0" distL="0" distR="0" wp14:anchorId="07B505C2" wp14:editId="38080D0D">
+            <wp:extent cx="5162056" cy="2833735"/>
+            <wp:effectExtent l="0" t="0" r="0" b="0"/>
+            <wp:docPr id="90463890" name="Gráfico 3" descr="Mapa ilustrado de una ruta turística urbana que conecta varios puntos de interés en una ciudad."/>
             <wp:cNvGraphicFramePr>
               <a:graphicFrameLocks xmlns:a="http://schemas.openxmlformats.org/drawingml/2006/main" noChangeAspect="1"/>
             </wp:cNvGraphicFramePr>
@@ -11078,18 +10934,18 @@
               <a:graphicData uri="http://schemas.openxmlformats.org/drawingml/2006/picture">
                 <pic:pic xmlns:pic="http://schemas.openxmlformats.org/drawingml/2006/picture">
                   <pic:nvPicPr>
-                    <pic:cNvPr id="1547865846" name="Gráfico 1" descr="Mapa ilustrado de una ruta turística urbana que conecta varios puntos de interés en una ciudad."/>
+                    <pic:cNvPr id="90463890" name="Gráfico 3" descr="Mapa ilustrado de una ruta turística urbana que conecta varios puntos de interés en una ciudad."/>
                     <pic:cNvPicPr/>
                   </pic:nvPicPr>
                   <pic:blipFill rotWithShape="1">
-                    <a:blip r:embed="rId29">
+                    <a:blip r:embed="rId28">
                       <a:extLst>
                         <a:ext uri="{96DAC541-7B7A-43D3-8B79-37D633B846F1}">
-                          <asvg:svgBlip xmlns:asvg="http://schemas.microsoft.com/office/drawing/2016/SVG/main" r:embed="rId30"/>
+                          <asvg:svgBlip xmlns:asvg="http://schemas.microsoft.com/office/drawing/2016/SVG/main" r:embed="rId29"/>
                         </a:ext>
                       </a:extLst>
                     </a:blip>
-                    <a:srcRect t="20018"/>
+                    <a:srcRect t="15649"/>
                     <a:stretch>
                       <a:fillRect/>
                     </a:stretch>
@@ -11097,7 +10953,7 @@
                   <pic:spPr bwMode="auto">
                     <a:xfrm>
                       <a:off x="0" y="0"/>
-                      <a:ext cx="5414010" cy="2821069"/>
+                      <a:ext cx="5175481" cy="2841105"/>
                     </a:xfrm>
                     <a:prstGeom prst="rect">
                       <a:avLst/>
@@ -11138,27 +10994,13 @@
         </w:rPr>
         <w:t xml:space="preserve"> </w:t>
       </w:r>
-      <w:hyperlink r:id="rId31" w:history="1">
+      <w:hyperlink r:id="rId30" w:history="1">
         <w:r>
           <w:rPr>
             <w:rStyle w:val="Hipervnculo"/>
             <w:lang w:val="es-419" w:eastAsia="es-CO"/>
           </w:rPr>
-          <w:t>https://klandestinos.wordpress.com/wp-content/uploads/2008</w:t>
-        </w:r>
-        <w:r>
-          <w:rPr>
-            <w:rStyle w:val="Hipervnculo"/>
-            <w:lang w:val="es-419" w:eastAsia="es-CO"/>
-          </w:rPr>
-          <w:t xml:space="preserve"> </w:t>
-        </w:r>
-        <w:r>
-          <w:rPr>
-            <w:rStyle w:val="Hipervnculo"/>
-            <w:lang w:val="es-419" w:eastAsia="es-CO"/>
-          </w:rPr>
-          <w:t>/12/itinerarios_mapa_santander_monumental1.jpg</w:t>
+          <w:t>https://klandestinos.wordpress.com/wp-content/uploads/2008 /12/itinerarios_mapa_santander_monumental1.jpg</w:t>
         </w:r>
       </w:hyperlink>
       <w:r>
@@ -11995,7 +11837,6 @@
           <w:lang w:val="es-419" w:eastAsia="es-CO"/>
         </w:rPr>
       </w:pPr>
-      <w:proofErr w:type="spellStart"/>
       <w:r>
         <w:rPr>
           <w:rStyle w:val="Extranjerismo"/>
@@ -12003,7 +11844,6 @@
         </w:rPr>
         <w:t>Check-out</w:t>
       </w:r>
-      <w:proofErr w:type="spellEnd"/>
       <w:r>
         <w:rPr>
           <w:lang w:val="es-419" w:eastAsia="es-CO"/>
@@ -13421,25 +13261,7 @@
           <w:bCs/>
           <w:lang w:val="es-419" w:eastAsia="es-CO"/>
         </w:rPr>
-        <w:t xml:space="preserve">Google </w:t>
-      </w:r>
-      <w:proofErr w:type="spellStart"/>
-      <w:r>
-        <w:rPr>
-          <w:b/>
-          <w:bCs/>
-          <w:lang w:val="es-419" w:eastAsia="es-CO"/>
-        </w:rPr>
-        <w:t>Forms</w:t>
-      </w:r>
-      <w:proofErr w:type="spellEnd"/>
-      <w:r>
-        <w:rPr>
-          <w:b/>
-          <w:bCs/>
-          <w:lang w:val="es-419" w:eastAsia="es-CO"/>
-        </w:rPr>
-        <w:t>:</w:t>
+        <w:t>Google Forms:</w:t>
       </w:r>
       <w:r>
         <w:rPr>
@@ -13459,23 +13281,13 @@
           <w:lang w:val="es-419" w:eastAsia="es-CO"/>
         </w:rPr>
       </w:pPr>
-      <w:proofErr w:type="spellStart"/>
-      <w:r>
-        <w:rPr>
-          <w:b/>
-          <w:bCs/>
-          <w:lang w:val="es-419" w:eastAsia="es-CO"/>
-        </w:rPr>
-        <w:t>Typeform</w:t>
-      </w:r>
-      <w:proofErr w:type="spellEnd"/>
-      <w:r>
-        <w:rPr>
-          <w:b/>
-          <w:bCs/>
-          <w:lang w:val="es-419" w:eastAsia="es-CO"/>
-        </w:rPr>
-        <w:t>:</w:t>
+      <w:r>
+        <w:rPr>
+          <w:b/>
+          <w:bCs/>
+          <w:lang w:val="es-419" w:eastAsia="es-CO"/>
+        </w:rPr>
+        <w:t>Typeform:</w:t>
       </w:r>
       <w:r>
         <w:rPr>
@@ -13528,25 +13340,7 @@
           <w:lang w:val="es-419" w:eastAsia="es-CO"/>
         </w:rPr>
         <w:lastRenderedPageBreak/>
-        <w:t xml:space="preserve">Microsoft </w:t>
-      </w:r>
-      <w:proofErr w:type="spellStart"/>
-      <w:r>
-        <w:rPr>
-          <w:b/>
-          <w:bCs/>
-          <w:lang w:val="es-419" w:eastAsia="es-CO"/>
-        </w:rPr>
-        <w:t>Forms</w:t>
-      </w:r>
-      <w:proofErr w:type="spellEnd"/>
-      <w:r>
-        <w:rPr>
-          <w:b/>
-          <w:bCs/>
-          <w:lang w:val="es-419" w:eastAsia="es-CO"/>
-        </w:rPr>
-        <w:t>:</w:t>
+        <w:t>Microsoft Forms:</w:t>
       </w:r>
       <w:r>
         <w:rPr>
@@ -13830,10 +13624,10 @@
                     <pic:cNvPicPr/>
                   </pic:nvPicPr>
                   <pic:blipFill>
-                    <a:blip r:embed="rId32">
+                    <a:blip r:embed="rId31">
                       <a:extLst>
                         <a:ext uri="{96DAC541-7B7A-43D3-8B79-37D633B846F1}">
-                          <asvg:svgBlip xmlns:asvg="http://schemas.microsoft.com/office/drawing/2016/SVG/main" r:embed="rId33"/>
+                          <asvg:svgBlip xmlns:asvg="http://schemas.microsoft.com/office/drawing/2016/SVG/main" r:embed="rId32"/>
                         </a:ext>
                       </a:extLst>
                     </a:blip>
@@ -14009,37 +13803,26 @@
         </w:rPr>
         <w:t xml:space="preserve">La palabra ruta proviene del latín </w:t>
       </w:r>
-      <w:proofErr w:type="spellStart"/>
       <w:r>
         <w:rPr>
           <w:rStyle w:val="Extranjerismo"/>
           <w:lang w:val="es-419" w:eastAsia="es-CO"/>
         </w:rPr>
-        <w:t>rupta</w:t>
-      </w:r>
-      <w:proofErr w:type="spellEnd"/>
+        <w:t xml:space="preserve">rupta </w:t>
+      </w:r>
+      <w:r>
+        <w:rPr>
+          <w:lang w:val="es-419" w:eastAsia="es-CO"/>
+        </w:rPr>
+        <w:t xml:space="preserve">y posteriormente del francés </w:t>
+      </w:r>
       <w:r>
         <w:rPr>
           <w:rStyle w:val="Extranjerismo"/>
           <w:lang w:val="es-419" w:eastAsia="es-CO"/>
         </w:rPr>
-        <w:t xml:space="preserve"> </w:t>
-      </w:r>
-      <w:r>
-        <w:rPr>
-          <w:lang w:val="es-419" w:eastAsia="es-CO"/>
-        </w:rPr>
-        <w:t xml:space="preserve">y posteriormente del francés </w:t>
-      </w:r>
-      <w:proofErr w:type="spellStart"/>
-      <w:r>
-        <w:rPr>
-          <w:rStyle w:val="Extranjerismo"/>
-          <w:lang w:val="es-419" w:eastAsia="es-CO"/>
-        </w:rPr>
         <w:t>route</w:t>
       </w:r>
-      <w:proofErr w:type="spellEnd"/>
       <w:r>
         <w:rPr>
           <w:lang w:val="es-419" w:eastAsia="es-CO"/>
@@ -14057,21 +13840,7 @@
         <w:rPr>
           <w:lang w:val="es-419" w:eastAsia="es-CO"/>
         </w:rPr>
-        <w:t xml:space="preserve">Una ruta turística es un recorrido planificado que permite visitar y conocer atractivos culturales o naturales ubicados en zonas con potencial o desarrollo turístico, dotadas de facilidades y comodidades adecuadas para recibir visitantes. Estas rutas están compuestas por un conjunto de puntos organizados en forma de red dentro de una región determinada y, al estar debidamente señalizadas, despiertan un interés especial. Generalmente, se estructuran en torno a una temática que las identifica y les da nombre, </w:t>
-      </w:r>
-      <w:proofErr w:type="gramStart"/>
-      <w:r>
-        <w:rPr>
-          <w:lang w:val="es-419" w:eastAsia="es-CO"/>
-        </w:rPr>
-        <w:t>como</w:t>
-      </w:r>
-      <w:proofErr w:type="gramEnd"/>
-      <w:r>
-        <w:rPr>
-          <w:lang w:val="es-419" w:eastAsia="es-CO"/>
-        </w:rPr>
-        <w:t xml:space="preserve"> por ejemplo: Ruta del Café o Ruta del Vino.</w:t>
+        <w:t>Una ruta turística es un recorrido planificado que permite visitar y conocer atractivos culturales o naturales ubicados en zonas con potencial o desarrollo turístico, dotadas de facilidades y comodidades adecuadas para recibir visitantes. Estas rutas están compuestas por un conjunto de puntos organizados en forma de red dentro de una región determinada y, al estar debidamente señalizadas, despiertan un interés especial. Generalmente, se estructuran en torno a una temática que las identifica y les da nombre, como por ejemplo: Ruta del Café o Ruta del Vino.</w:t>
       </w:r>
     </w:p>
     <w:p>
@@ -14559,7 +14328,7 @@
         </w:rPr>
         <w:t xml:space="preserve"> </w:t>
       </w:r>
-      <w:hyperlink r:id="rId34" w:history="1">
+      <w:hyperlink r:id="rId33" w:history="1">
         <w:r>
           <w:rPr>
             <w:rStyle w:val="Hipervnculo"/>
@@ -15094,19 +14863,11 @@
           <w:lang w:val="es-419" w:eastAsia="es-CO"/>
         </w:rPr>
       </w:pPr>
-      <w:proofErr w:type="spellStart"/>
-      <w:r>
-        <w:rPr>
-          <w:lang w:val="es-419" w:eastAsia="es-CO"/>
-        </w:rPr>
-        <w:t>Guianza</w:t>
-      </w:r>
-      <w:proofErr w:type="spellEnd"/>
-      <w:r>
-        <w:rPr>
-          <w:lang w:val="es-419" w:eastAsia="es-CO"/>
-        </w:rPr>
-        <w:t xml:space="preserve"> turística y servicios de interpretación</w:t>
+      <w:r>
+        <w:rPr>
+          <w:lang w:val="es-419" w:eastAsia="es-CO"/>
+        </w:rPr>
+        <w:t>Guianza turística y servicios de interpretación</w:t>
       </w:r>
       <w:r>
         <w:rPr>
@@ -15242,7 +15003,13 @@
         <w:rPr>
           <w:lang w:val="es-419" w:eastAsia="es-CO"/>
         </w:rPr>
-        <w:t>8.</w:t>
+        <w:t>7</w:t>
+      </w:r>
+      <w:r>
+        <w:rPr>
+          <w:lang w:val="es-419" w:eastAsia="es-CO"/>
+        </w:rPr>
+        <w:t>.</w:t>
       </w:r>
       <w:r>
         <w:rPr>
@@ -15937,21 +15704,7 @@
         <w:rPr>
           <w:lang w:val="es-419" w:eastAsia="es-CO"/>
         </w:rPr>
-        <w:t xml:space="preserve">Este tipo de recorrido se realiza en áreas protegidas, donde se requiere un manejo especial del entorno y los recursos naturales renovables. En estos espacios, los riesgos pueden ser de origen natural (como </w:t>
-      </w:r>
-      <w:proofErr w:type="gramStart"/>
-      <w:r>
-        <w:rPr>
-          <w:lang w:val="es-419" w:eastAsia="es-CO"/>
-        </w:rPr>
-        <w:t>crecientes súbitas</w:t>
-      </w:r>
-      <w:proofErr w:type="gramEnd"/>
-      <w:r>
-        <w:rPr>
-          <w:lang w:val="es-419" w:eastAsia="es-CO"/>
-        </w:rPr>
-        <w:t xml:space="preserve"> de ríos) o asociados a accidentes, enfermedades o mordeduras</w:t>
+        <w:t>Este tipo de recorrido se realiza en áreas protegidas, donde se requiere un manejo especial del entorno y los recursos naturales renovables. En estos espacios, los riesgos pueden ser de origen natural (como crecientes súbitas de ríos) o asociados a accidentes, enfermedades o mordeduras</w:t>
       </w:r>
       <w:r>
         <w:rPr>
@@ -16333,13 +16086,8 @@
             <w:pPr>
               <w:pStyle w:val="TextoTablas"/>
             </w:pPr>
-            <w:proofErr w:type="gramStart"/>
-            <w:r>
-              <w:t>Creciente súbita</w:t>
-            </w:r>
-            <w:proofErr w:type="gramEnd"/>
-            <w:r>
-              <w:t xml:space="preserve"> de ríos.</w:t>
+            <w:r>
+              <w:t>Creciente súbita de ríos.</w:t>
             </w:r>
           </w:p>
         </w:tc>
@@ -16352,15 +16100,7 @@
               <w:pStyle w:val="TextoTablas"/>
             </w:pPr>
             <w:r>
-              <w:t xml:space="preserve">Evitar el recorrido durante este tiempo, sin </w:t>
-            </w:r>
-            <w:proofErr w:type="gramStart"/>
-            <w:r>
-              <w:t>embargo</w:t>
-            </w:r>
-            <w:proofErr w:type="gramEnd"/>
-            <w:r>
-              <w:t xml:space="preserve"> estando en el lugar, alejarse ubicándose en la zona más alta, contactar a los organismos de emergencias y desastres.</w:t>
+              <w:t>Evitar el recorrido durante este tiempo, sin embargo estando en el lugar, alejarse ubicándose en la zona más alta, contactar a los organismos de emergencias y desastres.</w:t>
             </w:r>
           </w:p>
         </w:tc>
@@ -16700,10 +16440,10 @@
                     <pic:cNvPicPr/>
                   </pic:nvPicPr>
                   <pic:blipFill>
-                    <a:blip r:embed="rId35">
+                    <a:blip r:embed="rId34">
                       <a:extLst>
                         <a:ext uri="{96DAC541-7B7A-43D3-8B79-37D633B846F1}">
-                          <asvg:svgBlip xmlns:asvg="http://schemas.microsoft.com/office/drawing/2016/SVG/main" r:embed="rId36"/>
+                          <asvg:svgBlip xmlns:asvg="http://schemas.microsoft.com/office/drawing/2016/SVG/main" r:embed="rId35"/>
                         </a:ext>
                       </a:extLst>
                     </a:blip>
@@ -16865,7 +16605,7 @@
             <w:pPr>
               <w:pStyle w:val="TextoTablas"/>
             </w:pPr>
-            <w:hyperlink r:id="rId37" w:history="1">
+            <w:hyperlink r:id="rId36" w:history="1">
               <w:r>
                 <w:rPr>
                   <w:rStyle w:val="Hipervnculo"/>
@@ -16903,6 +16643,71 @@
             </w:pPr>
             <w:r>
               <w:t>Servicio Nacional de Turismo. (s.f.). Manual de diseño experiencias turísticas.</w:t>
+            </w:r>
+          </w:p>
+        </w:tc>
+        <w:tc>
+          <w:tcPr>
+            <w:tcW w:w="1843" w:type="dxa"/>
+          </w:tcPr>
+          <w:p>
+            <w:pPr>
+              <w:pStyle w:val="TextoTablas"/>
+            </w:pPr>
+            <w:r>
+              <w:t>Manual</w:t>
+            </w:r>
+          </w:p>
+        </w:tc>
+        <w:tc>
+          <w:tcPr>
+            <w:tcW w:w="2283" w:type="dxa"/>
+          </w:tcPr>
+          <w:p>
+            <w:pPr>
+              <w:pStyle w:val="TextoTablas"/>
+            </w:pPr>
+            <w:hyperlink r:id="rId37" w:history="1">
+              <w:r>
+                <w:rPr>
+                  <w:rStyle w:val="Hipervnculo"/>
+                </w:rPr>
+                <w:t>https://www.sernatur.cl/wp-content/uploads/2018/11/MDD-Manual-de-Experiencias-Turi%CC%81sticas-1.pdf</w:t>
+              </w:r>
+            </w:hyperlink>
+            <w:r>
+              <w:t xml:space="preserve"> </w:t>
+            </w:r>
+          </w:p>
+        </w:tc>
+      </w:tr>
+      <w:tr>
+        <w:trPr>
+          <w:cnfStyle w:val="000000100000" w:firstRow="0" w:lastRow="0" w:firstColumn="0" w:lastColumn="0" w:oddVBand="0" w:evenVBand="0" w:oddHBand="1" w:evenHBand="0" w:firstRowFirstColumn="0" w:firstRowLastColumn="0" w:lastRowFirstColumn="0" w:lastRowLastColumn="0"/>
+        </w:trPr>
+        <w:tc>
+          <w:tcPr>
+            <w:tcW w:w="1980" w:type="dxa"/>
+          </w:tcPr>
+          <w:p>
+            <w:pPr>
+              <w:pStyle w:val="TextoTablas"/>
+            </w:pPr>
+            <w:r>
+              <w:t>Itinerario</w:t>
+            </w:r>
+          </w:p>
+        </w:tc>
+        <w:tc>
+          <w:tcPr>
+            <w:tcW w:w="3969" w:type="dxa"/>
+          </w:tcPr>
+          <w:p>
+            <w:pPr>
+              <w:pStyle w:val="TextoTablas"/>
+            </w:pPr>
+            <w:r>
+              <w:t>Chicaiza, X. (2019). Manual generación de rutas e itinerarios turísticos. Ministerio de Turismo del Ecuador.</w:t>
             </w:r>
           </w:p>
         </w:tc>
@@ -16932,7 +16737,69 @@
                 <w:rPr>
                   <w:rStyle w:val="Hipervnculo"/>
                 </w:rPr>
-                <w:t>https://www.sernatur.cl/wp-content/uploads/2018/11/MDD-Manual-de-Experiencias-Turi%CC%81sticas-1.pdf</w:t>
+                <w:t>https://servicios.turismo.gob.ec/wp-content/uploads/2023/04/Manual_generacion_rutas_itinerarios_sub2021_compressed.pdf</w:t>
+              </w:r>
+            </w:hyperlink>
+            <w:r>
+              <w:t xml:space="preserve"> </w:t>
+            </w:r>
+          </w:p>
+        </w:tc>
+      </w:tr>
+      <w:tr>
+        <w:tc>
+          <w:tcPr>
+            <w:tcW w:w="1980" w:type="dxa"/>
+          </w:tcPr>
+          <w:p>
+            <w:pPr>
+              <w:pStyle w:val="TextoTablas"/>
+            </w:pPr>
+            <w:r>
+              <w:t>Técnicas de diseño</w:t>
+            </w:r>
+          </w:p>
+        </w:tc>
+        <w:tc>
+          <w:tcPr>
+            <w:tcW w:w="3969" w:type="dxa"/>
+          </w:tcPr>
+          <w:p>
+            <w:pPr>
+              <w:pStyle w:val="TextoTablas"/>
+            </w:pPr>
+            <w:r>
+              <w:t>Casals Iglesias, M. C., Espinosa Urriola, C., Errázuriz Contreras, M. J., Pfeiffer Espinoza, E. (2018). Relatos turísticos: propuestas para incorporar el patrimonio cultural y natural en las empresas turísticas en los servicios y rutas turísticas de Arica y Camarones. Ediciones Universidad Central de Chile.</w:t>
+            </w:r>
+          </w:p>
+        </w:tc>
+        <w:tc>
+          <w:tcPr>
+            <w:tcW w:w="1843" w:type="dxa"/>
+          </w:tcPr>
+          <w:p>
+            <w:pPr>
+              <w:pStyle w:val="TextoTablas"/>
+            </w:pPr>
+            <w:r>
+              <w:t>Manual</w:t>
+            </w:r>
+          </w:p>
+        </w:tc>
+        <w:tc>
+          <w:tcPr>
+            <w:tcW w:w="2283" w:type="dxa"/>
+          </w:tcPr>
+          <w:p>
+            <w:pPr>
+              <w:pStyle w:val="TextoTablas"/>
+            </w:pPr>
+            <w:hyperlink r:id="rId39" w:history="1">
+              <w:r>
+                <w:rPr>
+                  <w:rStyle w:val="Hipervnculo"/>
+                </w:rPr>
+                <w:t>https://www.ucentral.cl/ucentral/site/docs/20200110/20200110142007/relatos_turisticos_arica.pdf</w:t>
               </w:r>
             </w:hyperlink>
             <w:r>
@@ -16954,7 +16821,7 @@
               <w:pStyle w:val="TextoTablas"/>
             </w:pPr>
             <w:r>
-              <w:t>Itinerario</w:t>
+              <w:t>Testeo de la experiencia</w:t>
             </w:r>
           </w:p>
         </w:tc>
@@ -16967,7 +16834,11 @@
               <w:pStyle w:val="TextoTablas"/>
             </w:pPr>
             <w:r>
-              <w:t>Chicaiza, X. (2019). Manual generación de rutas e itinerarios turísticos. Ministerio de Turismo del Ecuador.</w:t>
+              <w:t xml:space="preserve">Agencia Parks Canada. (2017). Guía de evaluación de la experiencia del visitante. Metodología en áreas </w:t>
+            </w:r>
+            <w:r>
+              <w:lastRenderedPageBreak/>
+              <w:t>protegidas. Subsecretaría de Turismo. Ministerio de Economía, Fomento y Turismo.</w:t>
             </w:r>
           </w:p>
         </w:tc>
@@ -16980,69 +16851,8 @@
               <w:pStyle w:val="TextoTablas"/>
             </w:pPr>
             <w:r>
-              <w:t>Manual</w:t>
-            </w:r>
-          </w:p>
-        </w:tc>
-        <w:tc>
-          <w:tcPr>
-            <w:tcW w:w="2283" w:type="dxa"/>
-          </w:tcPr>
-          <w:p>
-            <w:pPr>
-              <w:pStyle w:val="TextoTablas"/>
-            </w:pPr>
-            <w:hyperlink r:id="rId39" w:history="1">
-              <w:r>
-                <w:rPr>
-                  <w:rStyle w:val="Hipervnculo"/>
-                </w:rPr>
-                <w:t>https://servicios.turismo.gob.ec/wp-content/uploads/2023/04/Manual_generacion_rutas_itinerarios_sub2021_compressed.pdf</w:t>
-              </w:r>
-            </w:hyperlink>
-            <w:r>
-              <w:t xml:space="preserve"> </w:t>
-            </w:r>
-          </w:p>
-        </w:tc>
-      </w:tr>
-      <w:tr>
-        <w:tc>
-          <w:tcPr>
-            <w:tcW w:w="1980" w:type="dxa"/>
-          </w:tcPr>
-          <w:p>
-            <w:pPr>
-              <w:pStyle w:val="TextoTablas"/>
-            </w:pPr>
-            <w:r>
-              <w:t>Técnicas de diseño</w:t>
-            </w:r>
-          </w:p>
-        </w:tc>
-        <w:tc>
-          <w:tcPr>
-            <w:tcW w:w="3969" w:type="dxa"/>
-          </w:tcPr>
-          <w:p>
-            <w:pPr>
-              <w:pStyle w:val="TextoTablas"/>
-            </w:pPr>
-            <w:r>
-              <w:t>Casals Iglesias, M. C., Espinosa Urriola, C., Errázuriz Contreras, M. J., Pfeiffer Espinoza, E. (2018). Relatos turísticos: propuestas para incorporar el patrimonio cultural y natural en las empresas turísticas en los servicios y rutas turísticas de Arica y Camarones. Ediciones Universidad Central de Chile.</w:t>
-            </w:r>
-          </w:p>
-        </w:tc>
-        <w:tc>
-          <w:tcPr>
-            <w:tcW w:w="1843" w:type="dxa"/>
-          </w:tcPr>
-          <w:p>
-            <w:pPr>
-              <w:pStyle w:val="TextoTablas"/>
-            </w:pPr>
-            <w:r>
-              <w:t>Manual</w:t>
+              <w:lastRenderedPageBreak/>
+              <w:t>Guía</w:t>
             </w:r>
           </w:p>
         </w:tc>
@@ -17059,7 +16869,14 @@
                 <w:rPr>
                   <w:rStyle w:val="Hipervnculo"/>
                 </w:rPr>
-                <w:t>https://www.ucentral.cl/ucentral/site/docs/20200110/20200110142007/relatos_turisticos_arica.pdf</w:t>
+                <w:t>https://www.subturismo.gob.cl/wp-content/uploads/20</w:t>
+              </w:r>
+              <w:r>
+                <w:rPr>
+                  <w:rStyle w:val="Hipervnculo"/>
+                </w:rPr>
+                <w:lastRenderedPageBreak/>
+                <w:t>17/05/GUIA_EXPERIENCIA_VISITANTE_WEB.pdf</w:t>
               </w:r>
             </w:hyperlink>
             <w:r>
@@ -17069,9 +16886,6 @@
         </w:tc>
       </w:tr>
       <w:tr>
-        <w:trPr>
-          <w:cnfStyle w:val="000000100000" w:firstRow="0" w:lastRow="0" w:firstColumn="0" w:lastColumn="0" w:oddVBand="0" w:evenVBand="0" w:oddHBand="1" w:evenHBand="0" w:firstRowFirstColumn="0" w:firstRowLastColumn="0" w:lastRowFirstColumn="0" w:lastRowLastColumn="0"/>
-        </w:trPr>
         <w:tc>
           <w:tcPr>
             <w:tcW w:w="1980" w:type="dxa"/>
@@ -17081,7 +16895,8 @@
               <w:pStyle w:val="TextoTablas"/>
             </w:pPr>
             <w:r>
-              <w:t>Testeo de la experiencia</w:t>
+              <w:lastRenderedPageBreak/>
+              <w:t>Destino turístico</w:t>
             </w:r>
           </w:p>
         </w:tc>
@@ -17094,19 +16909,7 @@
               <w:pStyle w:val="TextoTablas"/>
             </w:pPr>
             <w:r>
-              <w:t xml:space="preserve">Agencia Parks </w:t>
-            </w:r>
-            <w:proofErr w:type="spellStart"/>
-            <w:r>
-              <w:t>Canada</w:t>
-            </w:r>
-            <w:proofErr w:type="spellEnd"/>
-            <w:r>
-              <w:t xml:space="preserve">. (2017). Guía de evaluación de la experiencia del visitante. Metodología en áreas </w:t>
-            </w:r>
-            <w:r>
-              <w:lastRenderedPageBreak/>
-              <w:t>protegidas. Subsecretaría de Turismo. Ministerio de Economía, Fomento y Turismo.</w:t>
+              <w:t>González Reverté, F. (s. f.). Destinos turísticos: Concepto y estructura. Universitat Oberta de Catalunya.</w:t>
             </w:r>
           </w:p>
         </w:tc>
@@ -17119,8 +16922,7 @@
               <w:pStyle w:val="TextoTablas"/>
             </w:pPr>
             <w:r>
-              <w:lastRenderedPageBreak/>
-              <w:t>Guía</w:t>
+              <w:t>Documento</w:t>
             </w:r>
           </w:p>
         </w:tc>
@@ -17137,84 +16939,6 @@
                 <w:rPr>
                   <w:rStyle w:val="Hipervnculo"/>
                 </w:rPr>
-                <w:t>https://www.subturismo.gob.cl/wp-content/uploads/20</w:t>
-              </w:r>
-              <w:r>
-                <w:rPr>
-                  <w:rStyle w:val="Hipervnculo"/>
-                </w:rPr>
-                <w:lastRenderedPageBreak/>
-                <w:t>17/05/GUIA_EXPERIENCIA_VISITANTE_WEB.pdf</w:t>
-              </w:r>
-            </w:hyperlink>
-            <w:r>
-              <w:t xml:space="preserve"> </w:t>
-            </w:r>
-          </w:p>
-        </w:tc>
-      </w:tr>
-      <w:tr>
-        <w:tc>
-          <w:tcPr>
-            <w:tcW w:w="1980" w:type="dxa"/>
-          </w:tcPr>
-          <w:p>
-            <w:pPr>
-              <w:pStyle w:val="TextoTablas"/>
-            </w:pPr>
-            <w:r>
-              <w:lastRenderedPageBreak/>
-              <w:t>Destino turístico</w:t>
-            </w:r>
-          </w:p>
-        </w:tc>
-        <w:tc>
-          <w:tcPr>
-            <w:tcW w:w="3969" w:type="dxa"/>
-          </w:tcPr>
-          <w:p>
-            <w:pPr>
-              <w:pStyle w:val="TextoTablas"/>
-            </w:pPr>
-            <w:r>
-              <w:t xml:space="preserve">González Reverté, F. (s. f.). Destinos turísticos: Concepto y estructura. </w:t>
-            </w:r>
-            <w:proofErr w:type="spellStart"/>
-            <w:r>
-              <w:t>Universitat</w:t>
-            </w:r>
-            <w:proofErr w:type="spellEnd"/>
-            <w:r>
-              <w:t xml:space="preserve"> Oberta de Catalunya.</w:t>
-            </w:r>
-          </w:p>
-        </w:tc>
-        <w:tc>
-          <w:tcPr>
-            <w:tcW w:w="1843" w:type="dxa"/>
-          </w:tcPr>
-          <w:p>
-            <w:pPr>
-              <w:pStyle w:val="TextoTablas"/>
-            </w:pPr>
-            <w:r>
-              <w:t>Documento</w:t>
-            </w:r>
-          </w:p>
-        </w:tc>
-        <w:tc>
-          <w:tcPr>
-            <w:tcW w:w="2283" w:type="dxa"/>
-          </w:tcPr>
-          <w:p>
-            <w:pPr>
-              <w:pStyle w:val="TextoTablas"/>
-            </w:pPr>
-            <w:hyperlink r:id="rId42" w:history="1">
-              <w:r>
-                <w:rPr>
-                  <w:rStyle w:val="Hipervnculo"/>
-                </w:rPr>
                 <w:t>https://openaccess.uoc.edu/server/api/core/bitstreams/62d50fc4-2bd9-469c-b569-aeec162c501c/content</w:t>
               </w:r>
             </w:hyperlink>
@@ -17715,7 +17439,7 @@
         </w:rPr>
         <w:t xml:space="preserve"> </w:t>
       </w:r>
-      <w:hyperlink r:id="rId43" w:history="1">
+      <w:hyperlink r:id="rId42" w:history="1">
         <w:r>
           <w:rPr>
             <w:rStyle w:val="Hipervnculo"/>
@@ -17788,7 +17512,7 @@
         </w:rPr>
         <w:t xml:space="preserve"> </w:t>
       </w:r>
-      <w:hyperlink r:id="rId44" w:history="1">
+      <w:hyperlink r:id="rId43" w:history="1">
         <w:r>
           <w:rPr>
             <w:rStyle w:val="Hipervnculo"/>
@@ -17861,7 +17585,7 @@
         </w:rPr>
         <w:t xml:space="preserve"> </w:t>
       </w:r>
-      <w:hyperlink r:id="rId45" w:history="1">
+      <w:hyperlink r:id="rId44" w:history="1">
         <w:r>
           <w:rPr>
             <w:rStyle w:val="Hipervnculo"/>
@@ -17921,7 +17645,7 @@
         </w:rPr>
         <w:t xml:space="preserve"> </w:t>
       </w:r>
-      <w:hyperlink r:id="rId46" w:history="1">
+      <w:hyperlink r:id="rId45" w:history="1">
         <w:r>
           <w:rPr>
             <w:rStyle w:val="Hipervnculo"/>
@@ -17981,7 +17705,7 @@
         </w:rPr>
         <w:t xml:space="preserve"> </w:t>
       </w:r>
-      <w:hyperlink r:id="rId47" w:history="1">
+      <w:hyperlink r:id="rId46" w:history="1">
         <w:r>
           <w:rPr>
             <w:rStyle w:val="Hipervnculo"/>
@@ -18041,7 +17765,7 @@
         </w:rPr>
         <w:t xml:space="preserve"> </w:t>
       </w:r>
-      <w:hyperlink r:id="rId48" w:history="1">
+      <w:hyperlink r:id="rId47" w:history="1">
         <w:r>
           <w:rPr>
             <w:rStyle w:val="Hipervnculo"/>
@@ -18136,7 +17860,7 @@
         </w:rPr>
         <w:t xml:space="preserve"> </w:t>
       </w:r>
-      <w:hyperlink r:id="rId49" w:history="1">
+      <w:hyperlink r:id="rId48" w:history="1">
         <w:r>
           <w:rPr>
             <w:rStyle w:val="Hipervnculo"/>
@@ -18197,7 +17921,7 @@
         </w:rPr>
         <w:t xml:space="preserve"> </w:t>
       </w:r>
-      <w:hyperlink r:id="rId50" w:anchor=":~:text=El%20desarrollo%20tur%C3%ADstico%20sostenible%20es,adem%C3%A1s%20contribuye%20al%20desarrollo%20nacional" w:history="1">
+      <w:hyperlink r:id="rId49" w:anchor=":~:text=El%20desarrollo%20tur%C3%ADstico%20sostenible%20es,adem%C3%A1s%20contribuye%20al%20desarrollo%20nacional" w:history="1">
         <w:r>
           <w:rPr>
             <w:rStyle w:val="Hipervnculo"/>
@@ -18268,7 +17992,7 @@
         </w:rPr>
         <w:t xml:space="preserve"> </w:t>
       </w:r>
-      <w:hyperlink r:id="rId51" w:history="1">
+      <w:hyperlink r:id="rId50" w:history="1">
         <w:r>
           <w:rPr>
             <w:rStyle w:val="Hipervnculo"/>
@@ -18376,7 +18100,7 @@
         </w:rPr>
         <w:t xml:space="preserve"> </w:t>
       </w:r>
-      <w:hyperlink r:id="rId52" w:history="1">
+      <w:hyperlink r:id="rId51" w:history="1">
         <w:r>
           <w:rPr>
             <w:rStyle w:val="Hipervnculo"/>
@@ -18436,7 +18160,7 @@
         </w:rPr>
         <w:t xml:space="preserve"> </w:t>
       </w:r>
-      <w:hyperlink r:id="rId53" w:history="1">
+      <w:hyperlink r:id="rId52" w:history="1">
         <w:r>
           <w:rPr>
             <w:rStyle w:val="Hipervnculo"/>
@@ -18496,7 +18220,7 @@
         </w:rPr>
         <w:t xml:space="preserve"> </w:t>
       </w:r>
-      <w:hyperlink r:id="rId54" w:history="1">
+      <w:hyperlink r:id="rId53" w:history="1">
         <w:r>
           <w:rPr>
             <w:rStyle w:val="Hipervnculo"/>
@@ -18556,7 +18280,7 @@
         </w:rPr>
         <w:t xml:space="preserve"> </w:t>
       </w:r>
-      <w:hyperlink r:id="rId55" w:history="1">
+      <w:hyperlink r:id="rId54" w:history="1">
         <w:r>
           <w:rPr>
             <w:rStyle w:val="Hipervnculo"/>
@@ -18617,7 +18341,7 @@
         </w:rPr>
         <w:t xml:space="preserve"> </w:t>
       </w:r>
-      <w:hyperlink r:id="rId56" w:history="1">
+      <w:hyperlink r:id="rId55" w:history="1">
         <w:r>
           <w:rPr>
             <w:rStyle w:val="Hipervnculo"/>
@@ -18690,7 +18414,7 @@
         </w:rPr>
         <w:t xml:space="preserve"> </w:t>
       </w:r>
-      <w:hyperlink r:id="rId57" w:history="1">
+      <w:hyperlink r:id="rId56" w:history="1">
         <w:r>
           <w:rPr>
             <w:rStyle w:val="Hipervnculo"/>
@@ -18761,7 +18485,7 @@
         </w:rPr>
         <w:t xml:space="preserve"> </w:t>
       </w:r>
-      <w:hyperlink r:id="rId58" w:history="1">
+      <w:hyperlink r:id="rId57" w:history="1">
         <w:r>
           <w:rPr>
             <w:rStyle w:val="Hipervnculo"/>
@@ -18821,7 +18545,20 @@
         </w:rPr>
         <w:t xml:space="preserve"> </w:t>
       </w:r>
-      <w:proofErr w:type="gramStart"/>
+      <w:hyperlink r:id="rId58" w:history="1">
+        <w:r>
+          <w:rPr>
+            <w:rStyle w:val="Hipervnculo"/>
+            <w:rFonts w:eastAsia="Times New Roman" w:cstheme="minorHAnsi"/>
+            <w:kern w:val="0"/>
+            <w:szCs w:val="28"/>
+            <w:bdr w:val="none" w:sz="0" w:space="0" w:color="auto" w:frame="1"/>
+            <w:lang w:eastAsia="es-CO"/>
+            <w14:ligatures w14:val="none"/>
+          </w:rPr>
+          <w:t>https://www.unwto.org/es/glosario-terminos-turisticos</w:t>
+        </w:r>
+      </w:hyperlink>
       <w:r>
         <w:rPr>
           <w:rFonts w:eastAsia="Times New Roman" w:cstheme="minorHAnsi"/>
@@ -18831,9 +18568,8 @@
           <w:lang w:eastAsia="es-CO"/>
           <w14:ligatures w14:val="none"/>
         </w:rPr>
-        <w:t>https://www.unwto.org/es/glosario-terminos-turisticos</w:t>
-      </w:r>
-      <w:proofErr w:type="gramEnd"/>
+        <w:t xml:space="preserve"> </w:t>
+      </w:r>
     </w:p>
     <w:p>
       <w:pPr>
@@ -19553,13 +19289,8 @@
             <w:pPr>
               <w:pStyle w:val="TextoTablas"/>
             </w:pPr>
-            <w:proofErr w:type="spellStart"/>
-            <w:r>
-              <w:t>Milady</w:t>
-            </w:r>
-            <w:proofErr w:type="spellEnd"/>
-            <w:r>
-              <w:t xml:space="preserve"> Tatiana Villamil Castellanos</w:t>
+            <w:r>
+              <w:t>Milady Tatiana Villamil Castellanos</w:t>
             </w:r>
           </w:p>
         </w:tc>
@@ -19722,15 +19453,7 @@
               <w:pStyle w:val="TextoTablas"/>
             </w:pPr>
             <w:r>
-              <w:t xml:space="preserve">Laura Paola </w:t>
-            </w:r>
-            <w:proofErr w:type="spellStart"/>
-            <w:r>
-              <w:t>Gelvez</w:t>
-            </w:r>
-            <w:proofErr w:type="spellEnd"/>
-            <w:r>
-              <w:t xml:space="preserve"> Manosalva</w:t>
+              <w:t>Laura Paola Gelvez Manosalva</w:t>
             </w:r>
           </w:p>
         </w:tc>
@@ -19819,15 +19542,7 @@
               <w:pStyle w:val="TextoTablas"/>
             </w:pPr>
             <w:r>
-              <w:t xml:space="preserve">Pedro Alonso </w:t>
-            </w:r>
-            <w:proofErr w:type="spellStart"/>
-            <w:r>
-              <w:t>Bolivar</w:t>
-            </w:r>
-            <w:proofErr w:type="spellEnd"/>
-            <w:r>
-              <w:t xml:space="preserve"> González</w:t>
+              <w:t>Pedro Alonso Bolivar González</w:t>
             </w:r>
           </w:p>
         </w:tc>
@@ -19877,13 +19592,8 @@
             <w:pPr>
               <w:pStyle w:val="TextoTablas"/>
             </w:pPr>
-            <w:proofErr w:type="spellStart"/>
-            <w:r>
-              <w:t>Maria</w:t>
-            </w:r>
-            <w:proofErr w:type="spellEnd"/>
-            <w:r>
-              <w:t xml:space="preserve"> Alejandra Vera Briceño</w:t>
+            <w:r>
+              <w:t>Maria Alejandra Vera Briceño</w:t>
             </w:r>
           </w:p>
         </w:tc>
@@ -26927,17 +26637,6 @@
 </file>
 
 <file path=customXml/item1.xml><?xml version="1.0" encoding="utf-8"?>
-<p:properties xmlns:p="http://schemas.microsoft.com/office/2006/metadata/properties" xmlns:xsi="http://www.w3.org/2001/XMLSchema-instance" xmlns:pc="http://schemas.microsoft.com/office/infopath/2007/PartnerControls">
-  <documentManagement>
-    <TaxCatchAll xmlns="285d351f-f218-493a-825f-85a9dfbde315" xsi:nil="true"/>
-    <lcf76f155ced4ddcb4097134ff3c332f xmlns="55abea07-cd72-4a95-add0-1082a24cf9e9">
-      <Terms xmlns="http://schemas.microsoft.com/office/infopath/2007/PartnerControls"/>
-    </lcf76f155ced4ddcb4097134ff3c332f>
-  </documentManagement>
-</p:properties>
-</file>
-
-<file path=customXml/item2.xml><?xml version="1.0" encoding="utf-8"?>
 <?mso-contentType ?>
 <FormTemplates xmlns="http://schemas.microsoft.com/sharepoint/v3/contenttype/forms">
   <Display>DocumentLibraryForm</Display>
@@ -26946,7 +26645,7 @@
 </FormTemplates>
 </file>
 
-<file path=customXml/item3.xml><?xml version="1.0" encoding="utf-8"?>
+<file path=customXml/item2.xml><?xml version="1.0" encoding="utf-8"?>
 <ct:contentTypeSchema xmlns:ct="http://schemas.microsoft.com/office/2006/metadata/contentType" xmlns:ma="http://schemas.microsoft.com/office/2006/metadata/properties/metaAttributes" ct:_="" ma:_="" ma:contentTypeName="Documento" ma:contentTypeID="0x0101005D7421CBAB376F47AC1876466873BE0C" ma:contentTypeVersion="11" ma:contentTypeDescription="Crear nuevo documento." ma:contentTypeScope="" ma:versionID="c15d8ec802c26ac14d26a130a7e330ba">
   <xsd:schema xmlns:xsd="http://www.w3.org/2001/XMLSchema" xmlns:xs="http://www.w3.org/2001/XMLSchema" xmlns:p="http://schemas.microsoft.com/office/2006/metadata/properties" xmlns:ns2="55abea07-cd72-4a95-add0-1082a24cf9e9" xmlns:ns3="285d351f-f218-493a-825f-85a9dfbde315" targetNamespace="http://schemas.microsoft.com/office/2006/metadata/properties" ma:root="true" ma:fieldsID="aaa88af0ed338276ebe02f0d1437fb40" ns2:_="" ns3:_="">
     <xsd:import namespace="55abea07-cd72-4a95-add0-1082a24cf9e9"/>
@@ -27141,11 +26840,49 @@
 </ct:contentTypeSchema>
 </file>
 
+<file path=customXml/item3.xml><?xml version="1.0" encoding="utf-8"?>
+<p:properties xmlns:p="http://schemas.microsoft.com/office/2006/metadata/properties" xmlns:xsi="http://www.w3.org/2001/XMLSchema-instance" xmlns:pc="http://schemas.microsoft.com/office/infopath/2007/PartnerControls">
+  <documentManagement>
+    <TaxCatchAll xmlns="285d351f-f218-493a-825f-85a9dfbde315" xsi:nil="true"/>
+    <lcf76f155ced4ddcb4097134ff3c332f xmlns="55abea07-cd72-4a95-add0-1082a24cf9e9">
+      <Terms xmlns="http://schemas.microsoft.com/office/infopath/2007/PartnerControls"/>
+    </lcf76f155ced4ddcb4097134ff3c332f>
+  </documentManagement>
+</p:properties>
+</file>
+
 <file path=customXml/item4.xml><?xml version="1.0" encoding="utf-8"?>
 <b:Sources xmlns:b="http://schemas.openxmlformats.org/officeDocument/2006/bibliography" xmlns="http://schemas.openxmlformats.org/officeDocument/2006/bibliography" SelectedStyle="\APASixthEditionOfficeOnline.xsl" StyleName="APA" Version="6"/>
 </file>
 
 <file path=customXml/itemProps1.xml><?xml version="1.0" encoding="utf-8"?>
+<ds:datastoreItem xmlns:ds="http://schemas.openxmlformats.org/officeDocument/2006/customXml" ds:itemID="{D00A4A46-BDBD-48AC-87B9-2BA42D9CC06F}">
+  <ds:schemaRefs>
+    <ds:schemaRef ds:uri="http://schemas.microsoft.com/sharepoint/v3/contenttype/forms"/>
+  </ds:schemaRefs>
+</ds:datastoreItem>
+</file>
+
+<file path=customXml/itemProps2.xml><?xml version="1.0" encoding="utf-8"?>
+<ds:datastoreItem xmlns:ds="http://schemas.openxmlformats.org/officeDocument/2006/customXml" ds:itemID="{9F9C9C79-4A12-4DFB-B6C6-0DE2B8E93E94}">
+  <ds:schemaRefs>
+    <ds:schemaRef ds:uri="http://schemas.microsoft.com/office/2006/metadata/contentType"/>
+    <ds:schemaRef ds:uri="http://schemas.microsoft.com/office/2006/metadata/properties/metaAttributes"/>
+    <ds:schemaRef ds:uri="http://www.w3.org/2001/XMLSchema"/>
+    <ds:schemaRef ds:uri="http://schemas.microsoft.com/office/2006/metadata/properties"/>
+    <ds:schemaRef ds:uri="55abea07-cd72-4a95-add0-1082a24cf9e9"/>
+    <ds:schemaRef ds:uri="285d351f-f218-493a-825f-85a9dfbde315"/>
+    <ds:schemaRef ds:uri="http://schemas.microsoft.com/office/2006/documentManagement/types"/>
+    <ds:schemaRef ds:uri="http://schemas.microsoft.com/office/infopath/2007/PartnerControls"/>
+    <ds:schemaRef ds:uri="http://schemas.openxmlformats.org/package/2006/metadata/core-properties"/>
+    <ds:schemaRef ds:uri="http://purl.org/dc/elements/1.1/"/>
+    <ds:schemaRef ds:uri="http://purl.org/dc/terms/"/>
+    <ds:schemaRef ds:uri="http://schemas.microsoft.com/internal/obd"/>
+  </ds:schemaRefs>
+</ds:datastoreItem>
+</file>
+
+<file path=customXml/itemProps3.xml><?xml version="1.0" encoding="utf-8"?>
 <ds:datastoreItem xmlns:ds="http://schemas.openxmlformats.org/officeDocument/2006/customXml" ds:itemID="{26259216-AD86-464A-AEAD-95B1F9E17392}">
   <ds:schemaRefs>
     <ds:schemaRef ds:uri="http://schemas.microsoft.com/office/2006/metadata/properties"/>
@@ -27156,18 +26893,6 @@
 </ds:datastoreItem>
 </file>
 
-<file path=customXml/itemProps2.xml><?xml version="1.0" encoding="utf-8"?>
-<ds:datastoreItem xmlns:ds="http://schemas.openxmlformats.org/officeDocument/2006/customXml" ds:itemID="{D00A4A46-BDBD-48AC-87B9-2BA42D9CC06F}">
-  <ds:schemaRefs>
-    <ds:schemaRef ds:uri="http://schemas.microsoft.com/sharepoint/v3/contenttype/forms"/>
-  </ds:schemaRefs>
-</ds:datastoreItem>
-</file>
-
-<file path=customXml/itemProps3.xml><?xml version="1.0" encoding="utf-8"?>
-<ds:datastoreItem xmlns:ds="http://schemas.openxmlformats.org/officeDocument/2006/customXml" ds:itemID="{9F9C9C79-4A12-4DFB-B6C6-0DE2B8E93E94}"/>
-</file>
-
 <file path=customXml/itemProps4.xml><?xml version="1.0" encoding="utf-8"?>
 <ds:datastoreItem xmlns:ds="http://schemas.openxmlformats.org/officeDocument/2006/customXml" ds:itemID="{A9F2CEBA-C824-4C86-81A8-E32CBD0EB92D}">
   <ds:schemaRefs>
